--- a/Task3a_Observations_LL-000020908_Ram_D.docx
+++ b/Task3a_Observations_LL-000020908_Ram_D.docx
@@ -1,6 +1,6 @@
 
 <file path=word/document.xml><?xml version="1.0" encoding="utf-8"?>
-<w:document xmlns:wpc="http://schemas.microsoft.com/office/word/2010/wordprocessingCanvas" xmlns:cx="http://schemas.microsoft.com/office/drawing/2014/chartex" xmlns:cx1="http://schemas.microsoft.com/office/drawing/2015/9/8/chartex" xmlns:cx2="http://schemas.microsoft.com/office/drawing/2015/10/21/chartex" xmlns:cx3="http://schemas.microsoft.com/office/drawing/2016/5/9/chartex" xmlns:cx4="http://schemas.microsoft.com/office/drawing/2016/5/10/chartex" xmlns:cx5="http://schemas.microsoft.com/office/drawing/2016/5/11/chartex" xmlns:cx6="http://schemas.microsoft.com/office/drawing/2016/5/12/chartex" xmlns:cx7="http://schemas.microsoft.com/office/drawing/2016/5/13/chartex" xmlns:cx8="http://schemas.microsoft.com/office/drawing/2016/5/14/chartex" xmlns:mc="http://schemas.openxmlformats.org/markup-compatibility/2006" xmlns:aink="http://schemas.microsoft.com/office/drawing/2016/ink" xmlns:am3d="http://schemas.microsoft.com/office/drawing/2017/model3d" xmlns:o="urn:schemas-microsoft-com:office:office" xmlns:oel="http://schemas.microsoft.com/office/2019/extlst" xmlns:r="http://schemas.openxmlformats.org/officeDocument/2006/relationships" xmlns:m="http://schemas.openxmlformats.org/officeDocument/2006/math" xmlns:v="urn:schemas-microsoft-com:vml" xmlns:wp14="http://schemas.microsoft.com/office/word/2010/wordprocessingDrawing" xmlns:wp="http://schemas.openxmlformats.org/drawingml/2006/wordprocessingDrawing" xmlns:w10="urn:schemas-microsoft-com:office:word" xmlns:w="http://schemas.openxmlformats.org/wordprocessingml/2006/main" xmlns:w14="http://schemas.microsoft.com/office/word/2010/wordml" xmlns:w15="http://schemas.microsoft.com/office/word/2012/wordml" xmlns:w16cex="http://schemas.microsoft.com/office/word/2018/wordml/cex" xmlns:w16cid="http://schemas.microsoft.com/office/word/2016/wordml/cid" xmlns:w16="http://schemas.microsoft.com/office/word/2018/wordml" xmlns:w16du="http://schemas.microsoft.com/office/word/2023/wordml/word16du" xmlns:w16sdtdh="http://schemas.microsoft.com/office/word/2020/wordml/sdtdatahash" xmlns:w16sdtfl="http://schemas.microsoft.com/office/word/2024/wordml/sdtformatlock" xmlns:w16se="http://schemas.microsoft.com/office/word/2015/wordml/symex" xmlns:wpg="http://schemas.microsoft.com/office/word/2010/wordprocessingGroup" xmlns:wpi="http://schemas.microsoft.com/office/word/2010/wordprocessingInk" xmlns:wne="http://schemas.microsoft.com/office/word/2006/wordml" xmlns:wps="http://schemas.microsoft.com/office/word/2010/wordprocessingShape" mc:Ignorable="w14 w15 w16se w16cid w16 w16cex w16sdtdh w16sdtfl w16du wp14">
+<w:document xmlns:wpc="http://schemas.microsoft.com/office/word/2010/wordprocessingCanvas" xmlns:cx="http://schemas.microsoft.com/office/drawing/2014/chartex" xmlns:cx1="http://schemas.microsoft.com/office/drawing/2015/9/8/chartex" xmlns:cx2="http://schemas.microsoft.com/office/drawing/2015/10/21/chartex" xmlns:cx3="http://schemas.microsoft.com/office/drawing/2016/5/9/chartex" xmlns:cx4="http://schemas.microsoft.com/office/drawing/2016/5/10/chartex" xmlns:cx5="http://schemas.microsoft.com/office/drawing/2016/5/11/chartex" xmlns:cx6="http://schemas.microsoft.com/office/drawing/2016/5/12/chartex" xmlns:cx7="http://schemas.microsoft.com/office/drawing/2016/5/13/chartex" xmlns:cx8="http://schemas.microsoft.com/office/drawing/2016/5/14/chartex" xmlns:mc="http://schemas.openxmlformats.org/markup-compatibility/2006" xmlns:aink="http://schemas.microsoft.com/office/drawing/2016/ink" xmlns:am3d="http://schemas.microsoft.com/office/drawing/2017/model3d" xmlns:o="urn:schemas-microsoft-com:office:office" xmlns:r="http://schemas.openxmlformats.org/officeDocument/2006/relationships" xmlns:m="http://schemas.openxmlformats.org/officeDocument/2006/math" xmlns:v="urn:schemas-microsoft-com:vml" xmlns:wp14="http://schemas.microsoft.com/office/word/2010/wordprocessingDrawing" xmlns:wp="http://schemas.openxmlformats.org/drawingml/2006/wordprocessingDrawing" xmlns:w10="urn:schemas-microsoft-com:office:word" xmlns:w="http://schemas.openxmlformats.org/wordprocessingml/2006/main" xmlns:w14="http://schemas.microsoft.com/office/word/2010/wordml" xmlns:w15="http://schemas.microsoft.com/office/word/2012/wordml" xmlns:w16cex="http://schemas.microsoft.com/office/word/2018/wordml/cex" xmlns:w16cid="http://schemas.microsoft.com/office/word/2016/wordml/cid" xmlns:w16="http://schemas.microsoft.com/office/word/2018/wordml" xmlns:w16sdtdh="http://schemas.microsoft.com/office/word/2020/wordml/sdtdatahash" xmlns:w16se="http://schemas.microsoft.com/office/word/2015/wordml/symex" xmlns:wpg="http://schemas.microsoft.com/office/word/2010/wordprocessingGroup" xmlns:wpi="http://schemas.microsoft.com/office/word/2010/wordprocessingInk" xmlns:wne="http://schemas.microsoft.com/office/word/2006/wordml" xmlns:wps="http://schemas.microsoft.com/office/word/2010/wordprocessingShape" mc:Ignorable="w14 w15 w16se w16cid w16 w16cex w16sdtdh wp14">
   <w:body>
     <w:p>
       <w:pPr>
@@ -78,7 +78,7 @@
         <w:t xml:space="preserve">the </w:t>
       </w:r>
       <w:r>
-        <w:t>basket from the products’ page using the ‘ADD’ button with the quantity of 20</w:t>
+        <w:t>basket from the products’ page with the quantity of 20</w:t>
       </w:r>
       <w:r>
         <w:t>, and ensure the quantity is changed by inputting it to the text input</w:t>
@@ -144,13 +144,7 @@
         <w:t>s</w:t>
       </w:r>
       <w:r>
-        <w:t xml:space="preserve"> in the products’ page using the stock and city </w:t>
-      </w:r>
-      <w:r>
-        <w:t xml:space="preserve">(2 cities checked) </w:t>
-      </w:r>
-      <w:r>
-        <w:t>filters</w:t>
+        <w:t xml:space="preserve"> in the products’ page using the stock and city filters</w:t>
       </w:r>
     </w:p>
     <w:p>
@@ -163,9 +157,6 @@
       </w:pPr>
       <w:r>
         <w:t>Increase the quantity of a product on the ‘My Basket’ page by 4</w:t>
-      </w:r>
-      <w:r>
-        <w:t>, use the plus button to increment the quantity</w:t>
       </w:r>
     </w:p>
     <w:p>
@@ -531,6 +522,9 @@
             <w:r>
               <w:t>3</w:t>
             </w:r>
+            <w:r>
+              <w:t xml:space="preserve"> to 5</w:t>
+            </w:r>
           </w:p>
         </w:tc>
         <w:tc>
@@ -625,7 +619,7 @@
 </file>
 
 <file path=word/numbering.xml><?xml version="1.0" encoding="utf-8"?>
-<w:numbering xmlns:wpc="http://schemas.microsoft.com/office/word/2010/wordprocessingCanvas" xmlns:cx="http://schemas.microsoft.com/office/drawing/2014/chartex" xmlns:cx1="http://schemas.microsoft.com/office/drawing/2015/9/8/chartex" xmlns:cx2="http://schemas.microsoft.com/office/drawing/2015/10/21/chartex" xmlns:cx3="http://schemas.microsoft.com/office/drawing/2016/5/9/chartex" xmlns:cx4="http://schemas.microsoft.com/office/drawing/2016/5/10/chartex" xmlns:cx5="http://schemas.microsoft.com/office/drawing/2016/5/11/chartex" xmlns:cx6="http://schemas.microsoft.com/office/drawing/2016/5/12/chartex" xmlns:cx7="http://schemas.microsoft.com/office/drawing/2016/5/13/chartex" xmlns:cx8="http://schemas.microsoft.com/office/drawing/2016/5/14/chartex" xmlns:mc="http://schemas.openxmlformats.org/markup-compatibility/2006" xmlns:aink="http://schemas.microsoft.com/office/drawing/2016/ink" xmlns:am3d="http://schemas.microsoft.com/office/drawing/2017/model3d" xmlns:o="urn:schemas-microsoft-com:office:office" xmlns:oel="http://schemas.microsoft.com/office/2019/extlst" xmlns:r="http://schemas.openxmlformats.org/officeDocument/2006/relationships" xmlns:m="http://schemas.openxmlformats.org/officeDocument/2006/math" xmlns:v="urn:schemas-microsoft-com:vml" xmlns:wp14="http://schemas.microsoft.com/office/word/2010/wordprocessingDrawing" xmlns:wp="http://schemas.openxmlformats.org/drawingml/2006/wordprocessingDrawing" xmlns:w10="urn:schemas-microsoft-com:office:word" xmlns:w="http://schemas.openxmlformats.org/wordprocessingml/2006/main" xmlns:w14="http://schemas.microsoft.com/office/word/2010/wordml" xmlns:w15="http://schemas.microsoft.com/office/word/2012/wordml" xmlns:w16cex="http://schemas.microsoft.com/office/word/2018/wordml/cex" xmlns:w16cid="http://schemas.microsoft.com/office/word/2016/wordml/cid" xmlns:w16="http://schemas.microsoft.com/office/word/2018/wordml" xmlns:w16du="http://schemas.microsoft.com/office/word/2023/wordml/word16du" xmlns:w16sdtdh="http://schemas.microsoft.com/office/word/2020/wordml/sdtdatahash" xmlns:w16sdtfl="http://schemas.microsoft.com/office/word/2024/wordml/sdtformatlock" xmlns:w16se="http://schemas.microsoft.com/office/word/2015/wordml/symex" xmlns:wpg="http://schemas.microsoft.com/office/word/2010/wordprocessingGroup" xmlns:wpi="http://schemas.microsoft.com/office/word/2010/wordprocessingInk" xmlns:wne="http://schemas.microsoft.com/office/word/2006/wordml" xmlns:wps="http://schemas.microsoft.com/office/word/2010/wordprocessingShape" mc:Ignorable="w14 w15 w16se w16cid w16 w16cex w16sdtdh w16sdtfl w16du wp14">
+<w:numbering xmlns:wpc="http://schemas.microsoft.com/office/word/2010/wordprocessingCanvas" xmlns:cx="http://schemas.microsoft.com/office/drawing/2014/chartex" xmlns:cx1="http://schemas.microsoft.com/office/drawing/2015/9/8/chartex" xmlns:cx2="http://schemas.microsoft.com/office/drawing/2015/10/21/chartex" xmlns:cx3="http://schemas.microsoft.com/office/drawing/2016/5/9/chartex" xmlns:cx4="http://schemas.microsoft.com/office/drawing/2016/5/10/chartex" xmlns:cx5="http://schemas.microsoft.com/office/drawing/2016/5/11/chartex" xmlns:cx6="http://schemas.microsoft.com/office/drawing/2016/5/12/chartex" xmlns:cx7="http://schemas.microsoft.com/office/drawing/2016/5/13/chartex" xmlns:cx8="http://schemas.microsoft.com/office/drawing/2016/5/14/chartex" xmlns:mc="http://schemas.openxmlformats.org/markup-compatibility/2006" xmlns:aink="http://schemas.microsoft.com/office/drawing/2016/ink" xmlns:am3d="http://schemas.microsoft.com/office/drawing/2017/model3d" xmlns:o="urn:schemas-microsoft-com:office:office" xmlns:r="http://schemas.openxmlformats.org/officeDocument/2006/relationships" xmlns:m="http://schemas.openxmlformats.org/officeDocument/2006/math" xmlns:v="urn:schemas-microsoft-com:vml" xmlns:wp14="http://schemas.microsoft.com/office/word/2010/wordprocessingDrawing" xmlns:wp="http://schemas.openxmlformats.org/drawingml/2006/wordprocessingDrawing" xmlns:w10="urn:schemas-microsoft-com:office:word" xmlns:w="http://schemas.openxmlformats.org/wordprocessingml/2006/main" xmlns:w14="http://schemas.microsoft.com/office/word/2010/wordml" xmlns:w15="http://schemas.microsoft.com/office/word/2012/wordml" xmlns:w16cex="http://schemas.microsoft.com/office/word/2018/wordml/cex" xmlns:w16cid="http://schemas.microsoft.com/office/word/2016/wordml/cid" xmlns:w16="http://schemas.microsoft.com/office/word/2018/wordml" xmlns:w16sdtdh="http://schemas.microsoft.com/office/word/2020/wordml/sdtdatahash" xmlns:w16se="http://schemas.microsoft.com/office/word/2015/wordml/symex" xmlns:wpg="http://schemas.microsoft.com/office/word/2010/wordprocessingGroup" xmlns:wpi="http://schemas.microsoft.com/office/word/2010/wordprocessingInk" xmlns:wne="http://schemas.microsoft.com/office/word/2006/wordml" xmlns:wps="http://schemas.microsoft.com/office/word/2010/wordprocessingShape" mc:Ignorable="w14 w15 w16se w16cid w16 w16cex w16sdtdh wp14">
   <w:abstractNum w:abstractNumId="0" w15:restartNumberingAfterBreak="0">
     <w:nsid w:val="75A33F4F"/>
     <w:multiLevelType w:val="hybridMultilevel"/>
@@ -712,14 +706,14 @@
       </w:pPr>
     </w:lvl>
   </w:abstractNum>
-  <w:num w:numId="1" w16cid:durableId="716584558">
+  <w:num w:numId="1">
     <w:abstractNumId w:val="0"/>
   </w:num>
 </w:numbering>
 </file>
 
 <file path=word/styles.xml><?xml version="1.0" encoding="utf-8"?>
-<w:styles xmlns:mc="http://schemas.openxmlformats.org/markup-compatibility/2006" xmlns:r="http://schemas.openxmlformats.org/officeDocument/2006/relationships" xmlns:w="http://schemas.openxmlformats.org/wordprocessingml/2006/main" xmlns:w14="http://schemas.microsoft.com/office/word/2010/wordml" xmlns:w15="http://schemas.microsoft.com/office/word/2012/wordml" xmlns:w16cex="http://schemas.microsoft.com/office/word/2018/wordml/cex" xmlns:w16cid="http://schemas.microsoft.com/office/word/2016/wordml/cid" xmlns:w16="http://schemas.microsoft.com/office/word/2018/wordml" xmlns:w16du="http://schemas.microsoft.com/office/word/2023/wordml/word16du" xmlns:w16sdtdh="http://schemas.microsoft.com/office/word/2020/wordml/sdtdatahash" xmlns:w16sdtfl="http://schemas.microsoft.com/office/word/2024/wordml/sdtformatlock" xmlns:w16se="http://schemas.microsoft.com/office/word/2015/wordml/symex" mc:Ignorable="w14 w15 w16se w16cid w16 w16cex w16sdtdh w16sdtfl w16du">
+<w:styles xmlns:mc="http://schemas.openxmlformats.org/markup-compatibility/2006" xmlns:r="http://schemas.openxmlformats.org/officeDocument/2006/relationships" xmlns:w="http://schemas.openxmlformats.org/wordprocessingml/2006/main" xmlns:w14="http://schemas.microsoft.com/office/word/2010/wordml" xmlns:w15="http://schemas.microsoft.com/office/word/2012/wordml" xmlns:w16cex="http://schemas.microsoft.com/office/word/2018/wordml/cex" xmlns:w16cid="http://schemas.microsoft.com/office/word/2016/wordml/cid" xmlns:w16="http://schemas.microsoft.com/office/word/2018/wordml" xmlns:w16sdtdh="http://schemas.microsoft.com/office/word/2020/wordml/sdtdatahash" xmlns:w16se="http://schemas.microsoft.com/office/word/2015/wordml/symex" mc:Ignorable="w14 w15 w16se w16cid w16 w16cex w16sdtdh">
   <w:docDefaults>
     <w:rPrDefault>
       <w:rPr>

--- a/Task3a_Observations_LL-000020908_Ram_D.docx
+++ b/Task3a_Observations_LL-000020908_Ram_D.docx
@@ -338,13 +338,21 @@
           <w:tcPr>
             <w:tcW w:w="1503" w:type="dxa"/>
           </w:tcPr>
-          <w:p/>
-        </w:tc>
-        <w:tc>
-          <w:tcPr>
-            <w:tcW w:w="1503" w:type="dxa"/>
-          </w:tcPr>
-          <w:p/>
+          <w:p>
+            <w:r>
+              <w:t>6</w:t>
+            </w:r>
+          </w:p>
+        </w:tc>
+        <w:tc>
+          <w:tcPr>
+            <w:tcW w:w="1503" w:type="dxa"/>
+          </w:tcPr>
+          <w:p>
+            <w:r>
+              <w:t>13 seconds</w:t>
+            </w:r>
+          </w:p>
         </w:tc>
         <w:tc>
           <w:tcPr>
@@ -388,19 +396,31 @@
           <w:tcPr>
             <w:tcW w:w="1503" w:type="dxa"/>
           </w:tcPr>
-          <w:p/>
-        </w:tc>
-        <w:tc>
-          <w:tcPr>
-            <w:tcW w:w="1503" w:type="dxa"/>
-          </w:tcPr>
-          <w:p/>
-        </w:tc>
-        <w:tc>
-          <w:tcPr>
-            <w:tcW w:w="1503" w:type="dxa"/>
-          </w:tcPr>
-          <w:p/>
+          <w:p>
+            <w:r>
+              <w:t>4</w:t>
+            </w:r>
+          </w:p>
+        </w:tc>
+        <w:tc>
+          <w:tcPr>
+            <w:tcW w:w="1503" w:type="dxa"/>
+          </w:tcPr>
+          <w:p>
+            <w:r>
+              <w:t>13 secs</w:t>
+            </w:r>
+          </w:p>
+        </w:tc>
+        <w:tc>
+          <w:tcPr>
+            <w:tcW w:w="1503" w:type="dxa"/>
+          </w:tcPr>
+          <w:p>
+            <w:r>
+              <w:t>Did not click checkbox</w:t>
+            </w:r>
+          </w:p>
         </w:tc>
       </w:tr>
       <w:tr>
@@ -438,19 +458,31 @@
           <w:tcPr>
             <w:tcW w:w="1503" w:type="dxa"/>
           </w:tcPr>
-          <w:p/>
-        </w:tc>
-        <w:tc>
-          <w:tcPr>
-            <w:tcW w:w="1503" w:type="dxa"/>
-          </w:tcPr>
-          <w:p/>
-        </w:tc>
-        <w:tc>
-          <w:tcPr>
-            <w:tcW w:w="1503" w:type="dxa"/>
-          </w:tcPr>
-          <w:p/>
+          <w:p>
+            <w:r>
+              <w:t>7</w:t>
+            </w:r>
+          </w:p>
+        </w:tc>
+        <w:tc>
+          <w:tcPr>
+            <w:tcW w:w="1503" w:type="dxa"/>
+          </w:tcPr>
+          <w:p>
+            <w:r>
+              <w:t>20</w:t>
+            </w:r>
+          </w:p>
+        </w:tc>
+        <w:tc>
+          <w:tcPr>
+            <w:tcW w:w="1503" w:type="dxa"/>
+          </w:tcPr>
+          <w:p>
+            <w:r>
+              <w:t>Used increment buttons</w:t>
+            </w:r>
+          </w:p>
         </w:tc>
       </w:tr>
       <w:tr>

--- a/Task3a_Observations_LL-000020908_Ram_D.docx
+++ b/Task3a_Observations_LL-000020908_Ram_D.docx
@@ -1,6 +1,6 @@
 
 <file path=word/document.xml><?xml version="1.0" encoding="utf-8"?>
-<w:document xmlns:wpc="http://schemas.microsoft.com/office/word/2010/wordprocessingCanvas" xmlns:cx="http://schemas.microsoft.com/office/drawing/2014/chartex" xmlns:cx1="http://schemas.microsoft.com/office/drawing/2015/9/8/chartex" xmlns:cx2="http://schemas.microsoft.com/office/drawing/2015/10/21/chartex" xmlns:cx3="http://schemas.microsoft.com/office/drawing/2016/5/9/chartex" xmlns:cx4="http://schemas.microsoft.com/office/drawing/2016/5/10/chartex" xmlns:cx5="http://schemas.microsoft.com/office/drawing/2016/5/11/chartex" xmlns:cx6="http://schemas.microsoft.com/office/drawing/2016/5/12/chartex" xmlns:cx7="http://schemas.microsoft.com/office/drawing/2016/5/13/chartex" xmlns:cx8="http://schemas.microsoft.com/office/drawing/2016/5/14/chartex" xmlns:mc="http://schemas.openxmlformats.org/markup-compatibility/2006" xmlns:aink="http://schemas.microsoft.com/office/drawing/2016/ink" xmlns:am3d="http://schemas.microsoft.com/office/drawing/2017/model3d" xmlns:o="urn:schemas-microsoft-com:office:office" xmlns:r="http://schemas.openxmlformats.org/officeDocument/2006/relationships" xmlns:m="http://schemas.openxmlformats.org/officeDocument/2006/math" xmlns:v="urn:schemas-microsoft-com:vml" xmlns:wp14="http://schemas.microsoft.com/office/word/2010/wordprocessingDrawing" xmlns:wp="http://schemas.openxmlformats.org/drawingml/2006/wordprocessingDrawing" xmlns:w10="urn:schemas-microsoft-com:office:word" xmlns:w="http://schemas.openxmlformats.org/wordprocessingml/2006/main" xmlns:w14="http://schemas.microsoft.com/office/word/2010/wordml" xmlns:w15="http://schemas.microsoft.com/office/word/2012/wordml" xmlns:w16cex="http://schemas.microsoft.com/office/word/2018/wordml/cex" xmlns:w16cid="http://schemas.microsoft.com/office/word/2016/wordml/cid" xmlns:w16="http://schemas.microsoft.com/office/word/2018/wordml" xmlns:w16sdtdh="http://schemas.microsoft.com/office/word/2020/wordml/sdtdatahash" xmlns:w16se="http://schemas.microsoft.com/office/word/2015/wordml/symex" xmlns:wpg="http://schemas.microsoft.com/office/word/2010/wordprocessingGroup" xmlns:wpi="http://schemas.microsoft.com/office/word/2010/wordprocessingInk" xmlns:wne="http://schemas.microsoft.com/office/word/2006/wordml" xmlns:wps="http://schemas.microsoft.com/office/word/2010/wordprocessingShape" mc:Ignorable="w14 w15 w16se w16cid w16 w16cex w16sdtdh wp14">
+<w:document xmlns:wpc="http://schemas.microsoft.com/office/word/2010/wordprocessingCanvas" xmlns:cx="http://schemas.microsoft.com/office/drawing/2014/chartex" xmlns:cx1="http://schemas.microsoft.com/office/drawing/2015/9/8/chartex" xmlns:cx2="http://schemas.microsoft.com/office/drawing/2015/10/21/chartex" xmlns:cx3="http://schemas.microsoft.com/office/drawing/2016/5/9/chartex" xmlns:cx4="http://schemas.microsoft.com/office/drawing/2016/5/10/chartex" xmlns:cx5="http://schemas.microsoft.com/office/drawing/2016/5/11/chartex" xmlns:cx6="http://schemas.microsoft.com/office/drawing/2016/5/12/chartex" xmlns:cx7="http://schemas.microsoft.com/office/drawing/2016/5/13/chartex" xmlns:cx8="http://schemas.microsoft.com/office/drawing/2016/5/14/chartex" xmlns:mc="http://schemas.openxmlformats.org/markup-compatibility/2006" xmlns:aink="http://schemas.microsoft.com/office/drawing/2016/ink" xmlns:am3d="http://schemas.microsoft.com/office/drawing/2017/model3d" xmlns:o="urn:schemas-microsoft-com:office:office" xmlns:oel="http://schemas.microsoft.com/office/2019/extlst" xmlns:r="http://schemas.openxmlformats.org/officeDocument/2006/relationships" xmlns:m="http://schemas.openxmlformats.org/officeDocument/2006/math" xmlns:v="urn:schemas-microsoft-com:vml" xmlns:wp14="http://schemas.microsoft.com/office/word/2010/wordprocessingDrawing" xmlns:wp="http://schemas.openxmlformats.org/drawingml/2006/wordprocessingDrawing" xmlns:w10="urn:schemas-microsoft-com:office:word" xmlns:w="http://schemas.openxmlformats.org/wordprocessingml/2006/main" xmlns:w14="http://schemas.microsoft.com/office/word/2010/wordml" xmlns:w15="http://schemas.microsoft.com/office/word/2012/wordml" xmlns:w16cex="http://schemas.microsoft.com/office/word/2018/wordml/cex" xmlns:w16cid="http://schemas.microsoft.com/office/word/2016/wordml/cid" xmlns:w16="http://schemas.microsoft.com/office/word/2018/wordml" xmlns:w16du="http://schemas.microsoft.com/office/word/2023/wordml/word16du" xmlns:w16sdtdh="http://schemas.microsoft.com/office/word/2020/wordml/sdtdatahash" xmlns:w16sdtfl="http://schemas.microsoft.com/office/word/2024/wordml/sdtformatlock" xmlns:w16se="http://schemas.microsoft.com/office/word/2015/wordml/symex" xmlns:wpg="http://schemas.microsoft.com/office/word/2010/wordprocessingGroup" xmlns:wpi="http://schemas.microsoft.com/office/word/2010/wordprocessingInk" xmlns:wne="http://schemas.microsoft.com/office/word/2006/wordml" xmlns:wps="http://schemas.microsoft.com/office/word/2010/wordprocessingShape" mc:Ignorable="w14 w15 w16se w16cid w16 w16cex w16sdtdh w16sdtfl w16du wp14">
   <w:body>
     <w:p>
       <w:pPr>
@@ -170,21 +170,21 @@
     <w:tbl>
       <w:tblPr>
         <w:tblStyle w:val="TableGrid"/>
-        <w:tblW w:w="0" w:type="auto"/>
+        <w:tblW w:w="9350" w:type="dxa"/>
         <w:tblLook w:val="04A0" w:firstRow="1" w:lastRow="0" w:firstColumn="1" w:lastColumn="0" w:noHBand="0" w:noVBand="1"/>
       </w:tblPr>
       <w:tblGrid>
+        <w:gridCol w:w="1110"/>
+        <w:gridCol w:w="2125"/>
+        <w:gridCol w:w="1737"/>
+        <w:gridCol w:w="1465"/>
+        <w:gridCol w:w="1411"/>
         <w:gridCol w:w="1502"/>
-        <w:gridCol w:w="1502"/>
-        <w:gridCol w:w="1503"/>
-        <w:gridCol w:w="1503"/>
-        <w:gridCol w:w="1503"/>
-        <w:gridCol w:w="1503"/>
       </w:tblGrid>
       <w:tr>
         <w:tc>
           <w:tcPr>
-            <w:tcW w:w="1502" w:type="dxa"/>
+            <w:tcW w:w="1110" w:type="dxa"/>
           </w:tcPr>
           <w:p>
             <w:pPr>
@@ -204,7 +204,7 @@
         </w:tc>
         <w:tc>
           <w:tcPr>
-            <w:tcW w:w="1502" w:type="dxa"/>
+            <w:tcW w:w="2125" w:type="dxa"/>
           </w:tcPr>
           <w:p>
             <w:pPr>
@@ -224,7 +224,7 @@
         </w:tc>
         <w:tc>
           <w:tcPr>
-            <w:tcW w:w="1503" w:type="dxa"/>
+            <w:tcW w:w="1737" w:type="dxa"/>
           </w:tcPr>
           <w:p>
             <w:pPr>
@@ -244,7 +244,7 @@
         </w:tc>
         <w:tc>
           <w:tcPr>
-            <w:tcW w:w="1503" w:type="dxa"/>
+            <w:tcW w:w="1465" w:type="dxa"/>
           </w:tcPr>
           <w:p>
             <w:pPr>
@@ -264,7 +264,7 @@
         </w:tc>
         <w:tc>
           <w:tcPr>
-            <w:tcW w:w="1503" w:type="dxa"/>
+            <w:tcW w:w="1411" w:type="dxa"/>
           </w:tcPr>
           <w:p>
             <w:pPr>
@@ -284,7 +284,7 @@
         </w:tc>
         <w:tc>
           <w:tcPr>
-            <w:tcW w:w="1503" w:type="dxa"/>
+            <w:tcW w:w="1502" w:type="dxa"/>
           </w:tcPr>
           <w:p>
             <w:pPr>
@@ -306,115 +306,122 @@
       <w:tr>
         <w:tc>
           <w:tcPr>
+            <w:tcW w:w="1110" w:type="dxa"/>
+          </w:tcPr>
+          <w:p>
+            <w:r>
+              <w:t>1</w:t>
+            </w:r>
+          </w:p>
+        </w:tc>
+        <w:tc>
+          <w:tcPr>
+            <w:tcW w:w="2125" w:type="dxa"/>
+          </w:tcPr>
+          <w:p>
+            <w:r>
+              <w:t>4</w:t>
+            </w:r>
+          </w:p>
+        </w:tc>
+        <w:tc>
+          <w:tcPr>
+            <w:tcW w:w="1737" w:type="dxa"/>
+          </w:tcPr>
+          <w:p>
+            <w:r>
+              <w:t>20 seconds</w:t>
+            </w:r>
+          </w:p>
+        </w:tc>
+        <w:tc>
+          <w:tcPr>
+            <w:tcW w:w="1465" w:type="dxa"/>
+          </w:tcPr>
+          <w:p>
+            <w:r>
+              <w:t>6</w:t>
+            </w:r>
+          </w:p>
+        </w:tc>
+        <w:tc>
+          <w:tcPr>
+            <w:tcW w:w="1411" w:type="dxa"/>
+          </w:tcPr>
+          <w:p>
+            <w:r>
+              <w:t>13 seconds</w:t>
+            </w:r>
+          </w:p>
+        </w:tc>
+        <w:tc>
+          <w:tcPr>
             <w:tcW w:w="1502" w:type="dxa"/>
           </w:tcPr>
           <w:p>
             <w:r>
-              <w:t>1</w:t>
-            </w:r>
-          </w:p>
-        </w:tc>
-        <w:tc>
-          <w:tcPr>
-            <w:tcW w:w="1502" w:type="dxa"/>
-          </w:tcPr>
-          <w:p>
-            <w:r>
-              <w:t>4</w:t>
-            </w:r>
-          </w:p>
-        </w:tc>
-        <w:tc>
-          <w:tcPr>
-            <w:tcW w:w="1503" w:type="dxa"/>
-          </w:tcPr>
-          <w:p>
-            <w:r>
-              <w:t>20 seconds</w:t>
-            </w:r>
-          </w:p>
-        </w:tc>
-        <w:tc>
-          <w:tcPr>
-            <w:tcW w:w="1503" w:type="dxa"/>
-          </w:tcPr>
-          <w:p>
-            <w:r>
-              <w:t>6</w:t>
-            </w:r>
-          </w:p>
-        </w:tc>
-        <w:tc>
-          <w:tcPr>
-            <w:tcW w:w="1503" w:type="dxa"/>
-          </w:tcPr>
-          <w:p>
-            <w:r>
-              <w:t>13 seconds</w:t>
-            </w:r>
-          </w:p>
-        </w:tc>
-        <w:tc>
-          <w:tcPr>
-            <w:tcW w:w="1503" w:type="dxa"/>
-          </w:tcPr>
-          <w:p/>
+              <w:t>None</w:t>
+            </w:r>
+          </w:p>
         </w:tc>
       </w:tr>
       <w:tr>
         <w:tc>
           <w:tcPr>
+            <w:tcW w:w="1110" w:type="dxa"/>
+          </w:tcPr>
+          <w:p>
+            <w:r>
+              <w:t>2</w:t>
+            </w:r>
+          </w:p>
+        </w:tc>
+        <w:tc>
+          <w:tcPr>
+            <w:tcW w:w="2125" w:type="dxa"/>
+          </w:tcPr>
+          <w:p>
+            <w:r>
+              <w:t>5</w:t>
+            </w:r>
+          </w:p>
+        </w:tc>
+        <w:tc>
+          <w:tcPr>
+            <w:tcW w:w="1737" w:type="dxa"/>
+          </w:tcPr>
+          <w:p>
+            <w:r>
+              <w:t>40 seconds</w:t>
+            </w:r>
+          </w:p>
+        </w:tc>
+        <w:tc>
+          <w:tcPr>
+            <w:tcW w:w="1465" w:type="dxa"/>
+          </w:tcPr>
+          <w:p>
+            <w:r>
+              <w:t>4</w:t>
+            </w:r>
+          </w:p>
+        </w:tc>
+        <w:tc>
+          <w:tcPr>
+            <w:tcW w:w="1411" w:type="dxa"/>
+          </w:tcPr>
+          <w:p>
+            <w:r>
+              <w:t>13 sec</w:t>
+            </w:r>
+            <w:r>
+              <w:t>onds</w:t>
+            </w:r>
+          </w:p>
+        </w:tc>
+        <w:tc>
+          <w:tcPr>
             <w:tcW w:w="1502" w:type="dxa"/>
-          </w:tcPr>
-          <w:p>
-            <w:r>
-              <w:t>2</w:t>
-            </w:r>
-          </w:p>
-        </w:tc>
-        <w:tc>
-          <w:tcPr>
-            <w:tcW w:w="1502" w:type="dxa"/>
-          </w:tcPr>
-          <w:p>
-            <w:r>
-              <w:t>5</w:t>
-            </w:r>
-          </w:p>
-        </w:tc>
-        <w:tc>
-          <w:tcPr>
-            <w:tcW w:w="1503" w:type="dxa"/>
-          </w:tcPr>
-          <w:p>
-            <w:r>
-              <w:t>40 seconds</w:t>
-            </w:r>
-          </w:p>
-        </w:tc>
-        <w:tc>
-          <w:tcPr>
-            <w:tcW w:w="1503" w:type="dxa"/>
-          </w:tcPr>
-          <w:p>
-            <w:r>
-              <w:t>4</w:t>
-            </w:r>
-          </w:p>
-        </w:tc>
-        <w:tc>
-          <w:tcPr>
-            <w:tcW w:w="1503" w:type="dxa"/>
-          </w:tcPr>
-          <w:p>
-            <w:r>
-              <w:t>13 secs</w:t>
-            </w:r>
-          </w:p>
-        </w:tc>
-        <w:tc>
-          <w:tcPr>
-            <w:tcW w:w="1503" w:type="dxa"/>
           </w:tcPr>
           <w:p>
             <w:r>
@@ -426,61 +433,67 @@
       <w:tr>
         <w:tc>
           <w:tcPr>
+            <w:tcW w:w="1110" w:type="dxa"/>
+          </w:tcPr>
+          <w:p>
+            <w:r>
+              <w:t>3</w:t>
+            </w:r>
+          </w:p>
+        </w:tc>
+        <w:tc>
+          <w:tcPr>
+            <w:tcW w:w="2125" w:type="dxa"/>
+          </w:tcPr>
+          <w:p>
+            <w:r>
+              <w:t>3</w:t>
+            </w:r>
+          </w:p>
+        </w:tc>
+        <w:tc>
+          <w:tcPr>
+            <w:tcW w:w="1737" w:type="dxa"/>
+          </w:tcPr>
+          <w:p>
+            <w:r>
+              <w:t>20 seconds</w:t>
+            </w:r>
+          </w:p>
+        </w:tc>
+        <w:tc>
+          <w:tcPr>
+            <w:tcW w:w="1465" w:type="dxa"/>
+          </w:tcPr>
+          <w:p>
+            <w:r>
+              <w:t>25</w:t>
+            </w:r>
+          </w:p>
+        </w:tc>
+        <w:tc>
+          <w:tcPr>
+            <w:tcW w:w="1411" w:type="dxa"/>
+          </w:tcPr>
+          <w:p>
+            <w:r>
+              <w:t>20</w:t>
+            </w:r>
+            <w:r>
+              <w:t xml:space="preserve"> seconds</w:t>
+            </w:r>
+          </w:p>
+        </w:tc>
+        <w:tc>
+          <w:tcPr>
             <w:tcW w:w="1502" w:type="dxa"/>
           </w:tcPr>
           <w:p>
             <w:r>
-              <w:t>3</w:t>
-            </w:r>
-          </w:p>
-        </w:tc>
-        <w:tc>
-          <w:tcPr>
-            <w:tcW w:w="1502" w:type="dxa"/>
-          </w:tcPr>
-          <w:p>
-            <w:r>
-              <w:t>3</w:t>
-            </w:r>
-          </w:p>
-        </w:tc>
-        <w:tc>
-          <w:tcPr>
-            <w:tcW w:w="1503" w:type="dxa"/>
-          </w:tcPr>
-          <w:p>
-            <w:r>
-              <w:t>20 seconds</w:t>
-            </w:r>
-          </w:p>
-        </w:tc>
-        <w:tc>
-          <w:tcPr>
-            <w:tcW w:w="1503" w:type="dxa"/>
-          </w:tcPr>
-          <w:p>
-            <w:r>
-              <w:t>7</w:t>
-            </w:r>
-          </w:p>
-        </w:tc>
-        <w:tc>
-          <w:tcPr>
-            <w:tcW w:w="1503" w:type="dxa"/>
-          </w:tcPr>
-          <w:p>
-            <w:r>
-              <w:t>20</w:t>
-            </w:r>
-          </w:p>
-        </w:tc>
-        <w:tc>
-          <w:tcPr>
-            <w:tcW w:w="1503" w:type="dxa"/>
-          </w:tcPr>
-          <w:p>
-            <w:r>
               <w:t>Used increment buttons</w:t>
+            </w:r>
+            <w:r>
+              <w:t xml:space="preserve"> which meant text input is not obvious enough to be interacted with.</w:t>
             </w:r>
           </w:p>
         </w:tc>
@@ -488,49 +501,49 @@
       <w:tr>
         <w:tc>
           <w:tcPr>
+            <w:tcW w:w="1110" w:type="dxa"/>
+          </w:tcPr>
+          <w:p>
+            <w:r>
+              <w:t>4</w:t>
+            </w:r>
+          </w:p>
+        </w:tc>
+        <w:tc>
+          <w:tcPr>
+            <w:tcW w:w="2125" w:type="dxa"/>
+          </w:tcPr>
+          <w:p>
+            <w:r>
+              <w:t>12</w:t>
+            </w:r>
+          </w:p>
+        </w:tc>
+        <w:tc>
+          <w:tcPr>
+            <w:tcW w:w="1737" w:type="dxa"/>
+          </w:tcPr>
+          <w:p>
+            <w:r>
+              <w:t>50 seconds</w:t>
+            </w:r>
+          </w:p>
+        </w:tc>
+        <w:tc>
+          <w:tcPr>
+            <w:tcW w:w="1465" w:type="dxa"/>
+          </w:tcPr>
+          <w:p/>
+        </w:tc>
+        <w:tc>
+          <w:tcPr>
+            <w:tcW w:w="1411" w:type="dxa"/>
+          </w:tcPr>
+          <w:p/>
+        </w:tc>
+        <w:tc>
+          <w:tcPr>
             <w:tcW w:w="1502" w:type="dxa"/>
-          </w:tcPr>
-          <w:p>
-            <w:r>
-              <w:t>4</w:t>
-            </w:r>
-          </w:p>
-        </w:tc>
-        <w:tc>
-          <w:tcPr>
-            <w:tcW w:w="1502" w:type="dxa"/>
-          </w:tcPr>
-          <w:p>
-            <w:r>
-              <w:t>12</w:t>
-            </w:r>
-          </w:p>
-        </w:tc>
-        <w:tc>
-          <w:tcPr>
-            <w:tcW w:w="1503" w:type="dxa"/>
-          </w:tcPr>
-          <w:p>
-            <w:r>
-              <w:t>50 seconds</w:t>
-            </w:r>
-          </w:p>
-        </w:tc>
-        <w:tc>
-          <w:tcPr>
-            <w:tcW w:w="1503" w:type="dxa"/>
-          </w:tcPr>
-          <w:p/>
-        </w:tc>
-        <w:tc>
-          <w:tcPr>
-            <w:tcW w:w="1503" w:type="dxa"/>
-          </w:tcPr>
-          <w:p/>
-        </w:tc>
-        <w:tc>
-          <w:tcPr>
-            <w:tcW w:w="1503" w:type="dxa"/>
           </w:tcPr>
           <w:p/>
         </w:tc>
@@ -538,52 +551,52 @@
       <w:tr>
         <w:tc>
           <w:tcPr>
+            <w:tcW w:w="1110" w:type="dxa"/>
+          </w:tcPr>
+          <w:p>
+            <w:r>
+              <w:t>5</w:t>
+            </w:r>
+          </w:p>
+        </w:tc>
+        <w:tc>
+          <w:tcPr>
+            <w:tcW w:w="2125" w:type="dxa"/>
+          </w:tcPr>
+          <w:p>
+            <w:r>
+              <w:t>3</w:t>
+            </w:r>
+            <w:r>
+              <w:t xml:space="preserve"> to 5</w:t>
+            </w:r>
+          </w:p>
+        </w:tc>
+        <w:tc>
+          <w:tcPr>
+            <w:tcW w:w="1737" w:type="dxa"/>
+          </w:tcPr>
+          <w:p>
+            <w:r>
+              <w:t>15 seconds</w:t>
+            </w:r>
+          </w:p>
+        </w:tc>
+        <w:tc>
+          <w:tcPr>
+            <w:tcW w:w="1465" w:type="dxa"/>
+          </w:tcPr>
+          <w:p/>
+        </w:tc>
+        <w:tc>
+          <w:tcPr>
+            <w:tcW w:w="1411" w:type="dxa"/>
+          </w:tcPr>
+          <w:p/>
+        </w:tc>
+        <w:tc>
+          <w:tcPr>
             <w:tcW w:w="1502" w:type="dxa"/>
-          </w:tcPr>
-          <w:p>
-            <w:r>
-              <w:t>5</w:t>
-            </w:r>
-          </w:p>
-        </w:tc>
-        <w:tc>
-          <w:tcPr>
-            <w:tcW w:w="1502" w:type="dxa"/>
-          </w:tcPr>
-          <w:p>
-            <w:r>
-              <w:t>3</w:t>
-            </w:r>
-            <w:r>
-              <w:t xml:space="preserve"> to 5</w:t>
-            </w:r>
-          </w:p>
-        </w:tc>
-        <w:tc>
-          <w:tcPr>
-            <w:tcW w:w="1503" w:type="dxa"/>
-          </w:tcPr>
-          <w:p>
-            <w:r>
-              <w:t>15 seconds</w:t>
-            </w:r>
-          </w:p>
-        </w:tc>
-        <w:tc>
-          <w:tcPr>
-            <w:tcW w:w="1503" w:type="dxa"/>
-          </w:tcPr>
-          <w:p/>
-        </w:tc>
-        <w:tc>
-          <w:tcPr>
-            <w:tcW w:w="1503" w:type="dxa"/>
-          </w:tcPr>
-          <w:p/>
-        </w:tc>
-        <w:tc>
-          <w:tcPr>
-            <w:tcW w:w="1503" w:type="dxa"/>
           </w:tcPr>
           <w:p/>
         </w:tc>
@@ -591,49 +604,49 @@
       <w:tr>
         <w:tc>
           <w:tcPr>
+            <w:tcW w:w="1110" w:type="dxa"/>
+          </w:tcPr>
+          <w:p>
+            <w:r>
+              <w:t>6</w:t>
+            </w:r>
+          </w:p>
+        </w:tc>
+        <w:tc>
+          <w:tcPr>
+            <w:tcW w:w="2125" w:type="dxa"/>
+          </w:tcPr>
+          <w:p>
+            <w:r>
+              <w:t>7</w:t>
+            </w:r>
+          </w:p>
+        </w:tc>
+        <w:tc>
+          <w:tcPr>
+            <w:tcW w:w="1737" w:type="dxa"/>
+          </w:tcPr>
+          <w:p>
+            <w:r>
+              <w:t>25 seconds</w:t>
+            </w:r>
+          </w:p>
+        </w:tc>
+        <w:tc>
+          <w:tcPr>
+            <w:tcW w:w="1465" w:type="dxa"/>
+          </w:tcPr>
+          <w:p/>
+        </w:tc>
+        <w:tc>
+          <w:tcPr>
+            <w:tcW w:w="1411" w:type="dxa"/>
+          </w:tcPr>
+          <w:p/>
+        </w:tc>
+        <w:tc>
+          <w:tcPr>
             <w:tcW w:w="1502" w:type="dxa"/>
-          </w:tcPr>
-          <w:p>
-            <w:r>
-              <w:t>6</w:t>
-            </w:r>
-          </w:p>
-        </w:tc>
-        <w:tc>
-          <w:tcPr>
-            <w:tcW w:w="1502" w:type="dxa"/>
-          </w:tcPr>
-          <w:p>
-            <w:r>
-              <w:t>7</w:t>
-            </w:r>
-          </w:p>
-        </w:tc>
-        <w:tc>
-          <w:tcPr>
-            <w:tcW w:w="1503" w:type="dxa"/>
-          </w:tcPr>
-          <w:p>
-            <w:r>
-              <w:t>25 seconds</w:t>
-            </w:r>
-          </w:p>
-        </w:tc>
-        <w:tc>
-          <w:tcPr>
-            <w:tcW w:w="1503" w:type="dxa"/>
-          </w:tcPr>
-          <w:p/>
-        </w:tc>
-        <w:tc>
-          <w:tcPr>
-            <w:tcW w:w="1503" w:type="dxa"/>
-          </w:tcPr>
-          <w:p/>
-        </w:tc>
-        <w:tc>
-          <w:tcPr>
-            <w:tcW w:w="1503" w:type="dxa"/>
           </w:tcPr>
           <w:p/>
         </w:tc>
@@ -651,7 +664,7 @@
 </file>
 
 <file path=word/numbering.xml><?xml version="1.0" encoding="utf-8"?>
-<w:numbering xmlns:wpc="http://schemas.microsoft.com/office/word/2010/wordprocessingCanvas" xmlns:cx="http://schemas.microsoft.com/office/drawing/2014/chartex" xmlns:cx1="http://schemas.microsoft.com/office/drawing/2015/9/8/chartex" xmlns:cx2="http://schemas.microsoft.com/office/drawing/2015/10/21/chartex" xmlns:cx3="http://schemas.microsoft.com/office/drawing/2016/5/9/chartex" xmlns:cx4="http://schemas.microsoft.com/office/drawing/2016/5/10/chartex" xmlns:cx5="http://schemas.microsoft.com/office/drawing/2016/5/11/chartex" xmlns:cx6="http://schemas.microsoft.com/office/drawing/2016/5/12/chartex" xmlns:cx7="http://schemas.microsoft.com/office/drawing/2016/5/13/chartex" xmlns:cx8="http://schemas.microsoft.com/office/drawing/2016/5/14/chartex" xmlns:mc="http://schemas.openxmlformats.org/markup-compatibility/2006" xmlns:aink="http://schemas.microsoft.com/office/drawing/2016/ink" xmlns:am3d="http://schemas.microsoft.com/office/drawing/2017/model3d" xmlns:o="urn:schemas-microsoft-com:office:office" xmlns:r="http://schemas.openxmlformats.org/officeDocument/2006/relationships" xmlns:m="http://schemas.openxmlformats.org/officeDocument/2006/math" xmlns:v="urn:schemas-microsoft-com:vml" xmlns:wp14="http://schemas.microsoft.com/office/word/2010/wordprocessingDrawing" xmlns:wp="http://schemas.openxmlformats.org/drawingml/2006/wordprocessingDrawing" xmlns:w10="urn:schemas-microsoft-com:office:word" xmlns:w="http://schemas.openxmlformats.org/wordprocessingml/2006/main" xmlns:w14="http://schemas.microsoft.com/office/word/2010/wordml" xmlns:w15="http://schemas.microsoft.com/office/word/2012/wordml" xmlns:w16cex="http://schemas.microsoft.com/office/word/2018/wordml/cex" xmlns:w16cid="http://schemas.microsoft.com/office/word/2016/wordml/cid" xmlns:w16="http://schemas.microsoft.com/office/word/2018/wordml" xmlns:w16sdtdh="http://schemas.microsoft.com/office/word/2020/wordml/sdtdatahash" xmlns:w16se="http://schemas.microsoft.com/office/word/2015/wordml/symex" xmlns:wpg="http://schemas.microsoft.com/office/word/2010/wordprocessingGroup" xmlns:wpi="http://schemas.microsoft.com/office/word/2010/wordprocessingInk" xmlns:wne="http://schemas.microsoft.com/office/word/2006/wordml" xmlns:wps="http://schemas.microsoft.com/office/word/2010/wordprocessingShape" mc:Ignorable="w14 w15 w16se w16cid w16 w16cex w16sdtdh wp14">
+<w:numbering xmlns:wpc="http://schemas.microsoft.com/office/word/2010/wordprocessingCanvas" xmlns:cx="http://schemas.microsoft.com/office/drawing/2014/chartex" xmlns:cx1="http://schemas.microsoft.com/office/drawing/2015/9/8/chartex" xmlns:cx2="http://schemas.microsoft.com/office/drawing/2015/10/21/chartex" xmlns:cx3="http://schemas.microsoft.com/office/drawing/2016/5/9/chartex" xmlns:cx4="http://schemas.microsoft.com/office/drawing/2016/5/10/chartex" xmlns:cx5="http://schemas.microsoft.com/office/drawing/2016/5/11/chartex" xmlns:cx6="http://schemas.microsoft.com/office/drawing/2016/5/12/chartex" xmlns:cx7="http://schemas.microsoft.com/office/drawing/2016/5/13/chartex" xmlns:cx8="http://schemas.microsoft.com/office/drawing/2016/5/14/chartex" xmlns:mc="http://schemas.openxmlformats.org/markup-compatibility/2006" xmlns:aink="http://schemas.microsoft.com/office/drawing/2016/ink" xmlns:am3d="http://schemas.microsoft.com/office/drawing/2017/model3d" xmlns:o="urn:schemas-microsoft-com:office:office" xmlns:oel="http://schemas.microsoft.com/office/2019/extlst" xmlns:r="http://schemas.openxmlformats.org/officeDocument/2006/relationships" xmlns:m="http://schemas.openxmlformats.org/officeDocument/2006/math" xmlns:v="urn:schemas-microsoft-com:vml" xmlns:wp14="http://schemas.microsoft.com/office/word/2010/wordprocessingDrawing" xmlns:wp="http://schemas.openxmlformats.org/drawingml/2006/wordprocessingDrawing" xmlns:w10="urn:schemas-microsoft-com:office:word" xmlns:w="http://schemas.openxmlformats.org/wordprocessingml/2006/main" xmlns:w14="http://schemas.microsoft.com/office/word/2010/wordml" xmlns:w15="http://schemas.microsoft.com/office/word/2012/wordml" xmlns:w16cex="http://schemas.microsoft.com/office/word/2018/wordml/cex" xmlns:w16cid="http://schemas.microsoft.com/office/word/2016/wordml/cid" xmlns:w16="http://schemas.microsoft.com/office/word/2018/wordml" xmlns:w16du="http://schemas.microsoft.com/office/word/2023/wordml/word16du" xmlns:w16sdtdh="http://schemas.microsoft.com/office/word/2020/wordml/sdtdatahash" xmlns:w16sdtfl="http://schemas.microsoft.com/office/word/2024/wordml/sdtformatlock" xmlns:w16se="http://schemas.microsoft.com/office/word/2015/wordml/symex" xmlns:wpg="http://schemas.microsoft.com/office/word/2010/wordprocessingGroup" xmlns:wpi="http://schemas.microsoft.com/office/word/2010/wordprocessingInk" xmlns:wne="http://schemas.microsoft.com/office/word/2006/wordml" xmlns:wps="http://schemas.microsoft.com/office/word/2010/wordprocessingShape" mc:Ignorable="w14 w15 w16se w16cid w16 w16cex w16sdtdh w16sdtfl w16du wp14">
   <w:abstractNum w:abstractNumId="0" w15:restartNumberingAfterBreak="0">
     <w:nsid w:val="75A33F4F"/>
     <w:multiLevelType w:val="hybridMultilevel"/>
@@ -738,14 +751,14 @@
       </w:pPr>
     </w:lvl>
   </w:abstractNum>
-  <w:num w:numId="1">
+  <w:num w:numId="1" w16cid:durableId="1216968225">
     <w:abstractNumId w:val="0"/>
   </w:num>
 </w:numbering>
 </file>
 
 <file path=word/styles.xml><?xml version="1.0" encoding="utf-8"?>
-<w:styles xmlns:mc="http://schemas.openxmlformats.org/markup-compatibility/2006" xmlns:r="http://schemas.openxmlformats.org/officeDocument/2006/relationships" xmlns:w="http://schemas.openxmlformats.org/wordprocessingml/2006/main" xmlns:w14="http://schemas.microsoft.com/office/word/2010/wordml" xmlns:w15="http://schemas.microsoft.com/office/word/2012/wordml" xmlns:w16cex="http://schemas.microsoft.com/office/word/2018/wordml/cex" xmlns:w16cid="http://schemas.microsoft.com/office/word/2016/wordml/cid" xmlns:w16="http://schemas.microsoft.com/office/word/2018/wordml" xmlns:w16sdtdh="http://schemas.microsoft.com/office/word/2020/wordml/sdtdatahash" xmlns:w16se="http://schemas.microsoft.com/office/word/2015/wordml/symex" mc:Ignorable="w14 w15 w16se w16cid w16 w16cex w16sdtdh">
+<w:styles xmlns:mc="http://schemas.openxmlformats.org/markup-compatibility/2006" xmlns:r="http://schemas.openxmlformats.org/officeDocument/2006/relationships" xmlns:w="http://schemas.openxmlformats.org/wordprocessingml/2006/main" xmlns:w14="http://schemas.microsoft.com/office/word/2010/wordml" xmlns:w15="http://schemas.microsoft.com/office/word/2012/wordml" xmlns:w16cex="http://schemas.microsoft.com/office/word/2018/wordml/cex" xmlns:w16cid="http://schemas.microsoft.com/office/word/2016/wordml/cid" xmlns:w16="http://schemas.microsoft.com/office/word/2018/wordml" xmlns:w16du="http://schemas.microsoft.com/office/word/2023/wordml/word16du" xmlns:w16sdtdh="http://schemas.microsoft.com/office/word/2020/wordml/sdtdatahash" xmlns:w16sdtfl="http://schemas.microsoft.com/office/word/2024/wordml/sdtformatlock" xmlns:w16se="http://schemas.microsoft.com/office/word/2015/wordml/symex" mc:Ignorable="w14 w15 w16se w16cid w16 w16cex w16sdtdh w16sdtfl w16du">
   <w:docDefaults>
     <w:rPrDefault>
       <w:rPr>

--- a/Task3a_Observations_LL-000020908_Ram_D.docx
+++ b/Task3a_Observations_LL-000020908_Ram_D.docx
@@ -1,6 +1,6 @@
 
 <file path=word/document.xml><?xml version="1.0" encoding="utf-8"?>
-<w:document xmlns:wpc="http://schemas.microsoft.com/office/word/2010/wordprocessingCanvas" xmlns:cx="http://schemas.microsoft.com/office/drawing/2014/chartex" xmlns:cx1="http://schemas.microsoft.com/office/drawing/2015/9/8/chartex" xmlns:cx2="http://schemas.microsoft.com/office/drawing/2015/10/21/chartex" xmlns:cx3="http://schemas.microsoft.com/office/drawing/2016/5/9/chartex" xmlns:cx4="http://schemas.microsoft.com/office/drawing/2016/5/10/chartex" xmlns:cx5="http://schemas.microsoft.com/office/drawing/2016/5/11/chartex" xmlns:cx6="http://schemas.microsoft.com/office/drawing/2016/5/12/chartex" xmlns:cx7="http://schemas.microsoft.com/office/drawing/2016/5/13/chartex" xmlns:cx8="http://schemas.microsoft.com/office/drawing/2016/5/14/chartex" xmlns:mc="http://schemas.openxmlformats.org/markup-compatibility/2006" xmlns:aink="http://schemas.microsoft.com/office/drawing/2016/ink" xmlns:am3d="http://schemas.microsoft.com/office/drawing/2017/model3d" xmlns:o="urn:schemas-microsoft-com:office:office" xmlns:oel="http://schemas.microsoft.com/office/2019/extlst" xmlns:r="http://schemas.openxmlformats.org/officeDocument/2006/relationships" xmlns:m="http://schemas.openxmlformats.org/officeDocument/2006/math" xmlns:v="urn:schemas-microsoft-com:vml" xmlns:wp14="http://schemas.microsoft.com/office/word/2010/wordprocessingDrawing" xmlns:wp="http://schemas.openxmlformats.org/drawingml/2006/wordprocessingDrawing" xmlns:w10="urn:schemas-microsoft-com:office:word" xmlns:w="http://schemas.openxmlformats.org/wordprocessingml/2006/main" xmlns:w14="http://schemas.microsoft.com/office/word/2010/wordml" xmlns:w15="http://schemas.microsoft.com/office/word/2012/wordml" xmlns:w16cex="http://schemas.microsoft.com/office/word/2018/wordml/cex" xmlns:w16cid="http://schemas.microsoft.com/office/word/2016/wordml/cid" xmlns:w16="http://schemas.microsoft.com/office/word/2018/wordml" xmlns:w16du="http://schemas.microsoft.com/office/word/2023/wordml/word16du" xmlns:w16sdtdh="http://schemas.microsoft.com/office/word/2020/wordml/sdtdatahash" xmlns:w16sdtfl="http://schemas.microsoft.com/office/word/2024/wordml/sdtformatlock" xmlns:w16se="http://schemas.microsoft.com/office/word/2015/wordml/symex" xmlns:wpg="http://schemas.microsoft.com/office/word/2010/wordprocessingGroup" xmlns:wpi="http://schemas.microsoft.com/office/word/2010/wordprocessingInk" xmlns:wne="http://schemas.microsoft.com/office/word/2006/wordml" xmlns:wps="http://schemas.microsoft.com/office/word/2010/wordprocessingShape" mc:Ignorable="w14 w15 w16se w16cid w16 w16cex w16sdtdh w16sdtfl w16du wp14">
+<w:document xmlns:wpc="http://schemas.microsoft.com/office/word/2010/wordprocessingCanvas" xmlns:cx="http://schemas.microsoft.com/office/drawing/2014/chartex" xmlns:cx1="http://schemas.microsoft.com/office/drawing/2015/9/8/chartex" xmlns:cx2="http://schemas.microsoft.com/office/drawing/2015/10/21/chartex" xmlns:cx3="http://schemas.microsoft.com/office/drawing/2016/5/9/chartex" xmlns:cx4="http://schemas.microsoft.com/office/drawing/2016/5/10/chartex" xmlns:cx5="http://schemas.microsoft.com/office/drawing/2016/5/11/chartex" xmlns:cx6="http://schemas.microsoft.com/office/drawing/2016/5/12/chartex" xmlns:cx7="http://schemas.microsoft.com/office/drawing/2016/5/13/chartex" xmlns:cx8="http://schemas.microsoft.com/office/drawing/2016/5/14/chartex" xmlns:mc="http://schemas.openxmlformats.org/markup-compatibility/2006" xmlns:aink="http://schemas.microsoft.com/office/drawing/2016/ink" xmlns:am3d="http://schemas.microsoft.com/office/drawing/2017/model3d" xmlns:o="urn:schemas-microsoft-com:office:office" xmlns:r="http://schemas.openxmlformats.org/officeDocument/2006/relationships" xmlns:m="http://schemas.openxmlformats.org/officeDocument/2006/math" xmlns:v="urn:schemas-microsoft-com:vml" xmlns:wp14="http://schemas.microsoft.com/office/word/2010/wordprocessingDrawing" xmlns:wp="http://schemas.openxmlformats.org/drawingml/2006/wordprocessingDrawing" xmlns:w10="urn:schemas-microsoft-com:office:word" xmlns:w="http://schemas.openxmlformats.org/wordprocessingml/2006/main" xmlns:w14="http://schemas.microsoft.com/office/word/2010/wordml" xmlns:w15="http://schemas.microsoft.com/office/word/2012/wordml" xmlns:w16cex="http://schemas.microsoft.com/office/word/2018/wordml/cex" xmlns:w16cid="http://schemas.microsoft.com/office/word/2016/wordml/cid" xmlns:w16="http://schemas.microsoft.com/office/word/2018/wordml" xmlns:w16sdtdh="http://schemas.microsoft.com/office/word/2020/wordml/sdtdatahash" xmlns:w16se="http://schemas.microsoft.com/office/word/2015/wordml/symex" xmlns:wpg="http://schemas.microsoft.com/office/word/2010/wordprocessingGroup" xmlns:wpi="http://schemas.microsoft.com/office/word/2010/wordprocessingInk" xmlns:wne="http://schemas.microsoft.com/office/word/2006/wordml" xmlns:wps="http://schemas.microsoft.com/office/word/2010/wordprocessingShape" mc:Ignorable="w14 w15 w16se w16cid w16 w16cex w16sdtdh wp14">
   <w:body>
     <w:p>
       <w:pPr>
@@ -165,6 +165,14 @@
       </w:pPr>
       <w:r>
         <w:t>Scenario table for observation</w:t>
+      </w:r>
+    </w:p>
+    <w:p>
+      <w:pPr>
+        <w:pStyle w:val="Heading2"/>
+      </w:pPr>
+      <w:r>
+        <w:t>Denas</w:t>
       </w:r>
     </w:p>
     <w:tbl>
@@ -533,19 +541,31 @@
           <w:tcPr>
             <w:tcW w:w="1465" w:type="dxa"/>
           </w:tcPr>
-          <w:p/>
+          <w:p>
+            <w:r>
+              <w:t>19</w:t>
+            </w:r>
+          </w:p>
         </w:tc>
         <w:tc>
           <w:tcPr>
             <w:tcW w:w="1411" w:type="dxa"/>
           </w:tcPr>
-          <w:p/>
+          <w:p>
+            <w:r>
+              <w:t>42 seconds</w:t>
+            </w:r>
+          </w:p>
         </w:tc>
         <w:tc>
           <w:tcPr>
             <w:tcW w:w="1502" w:type="dxa"/>
           </w:tcPr>
-          <w:p/>
+          <w:p>
+            <w:r>
+              <w:t>Included the login time &amp; clicks, Tester had to go back to homepage to open basket since the products’ page does not work.</w:t>
+            </w:r>
+          </w:p>
         </w:tc>
       </w:tr>
       <w:tr>
@@ -586,19 +606,31 @@
           <w:tcPr>
             <w:tcW w:w="1465" w:type="dxa"/>
           </w:tcPr>
-          <w:p/>
+          <w:p>
+            <w:r>
+              <w:t>4</w:t>
+            </w:r>
+          </w:p>
         </w:tc>
         <w:tc>
           <w:tcPr>
             <w:tcW w:w="1411" w:type="dxa"/>
           </w:tcPr>
-          <w:p/>
+          <w:p>
+            <w:r>
+              <w:t>7 seconds</w:t>
+            </w:r>
+          </w:p>
         </w:tc>
         <w:tc>
           <w:tcPr>
             <w:tcW w:w="1502" w:type="dxa"/>
           </w:tcPr>
-          <w:p/>
+          <w:p>
+            <w:r>
+              <w:t>Only enable one city.</w:t>
+            </w:r>
+          </w:p>
         </w:tc>
       </w:tr>
       <w:tr>
@@ -636,19 +668,31 @@
           <w:tcPr>
             <w:tcW w:w="1465" w:type="dxa"/>
           </w:tcPr>
-          <w:p/>
+          <w:p>
+            <w:r>
+              <w:t>6</w:t>
+            </w:r>
+          </w:p>
         </w:tc>
         <w:tc>
           <w:tcPr>
             <w:tcW w:w="1411" w:type="dxa"/>
           </w:tcPr>
-          <w:p/>
+          <w:p>
+            <w:r>
+              <w:t>11 seconds</w:t>
+            </w:r>
+          </w:p>
         </w:tc>
         <w:tc>
           <w:tcPr>
             <w:tcW w:w="1502" w:type="dxa"/>
           </w:tcPr>
-          <w:p/>
+          <w:p>
+            <w:r>
+              <w:t>Confused where the ‘My Basket’ page is located.</w:t>
+            </w:r>
+          </w:p>
         </w:tc>
       </w:tr>
     </w:tbl>
@@ -664,7 +708,7 @@
 </file>
 
 <file path=word/numbering.xml><?xml version="1.0" encoding="utf-8"?>
-<w:numbering xmlns:wpc="http://schemas.microsoft.com/office/word/2010/wordprocessingCanvas" xmlns:cx="http://schemas.microsoft.com/office/drawing/2014/chartex" xmlns:cx1="http://schemas.microsoft.com/office/drawing/2015/9/8/chartex" xmlns:cx2="http://schemas.microsoft.com/office/drawing/2015/10/21/chartex" xmlns:cx3="http://schemas.microsoft.com/office/drawing/2016/5/9/chartex" xmlns:cx4="http://schemas.microsoft.com/office/drawing/2016/5/10/chartex" xmlns:cx5="http://schemas.microsoft.com/office/drawing/2016/5/11/chartex" xmlns:cx6="http://schemas.microsoft.com/office/drawing/2016/5/12/chartex" xmlns:cx7="http://schemas.microsoft.com/office/drawing/2016/5/13/chartex" xmlns:cx8="http://schemas.microsoft.com/office/drawing/2016/5/14/chartex" xmlns:mc="http://schemas.openxmlformats.org/markup-compatibility/2006" xmlns:aink="http://schemas.microsoft.com/office/drawing/2016/ink" xmlns:am3d="http://schemas.microsoft.com/office/drawing/2017/model3d" xmlns:o="urn:schemas-microsoft-com:office:office" xmlns:oel="http://schemas.microsoft.com/office/2019/extlst" xmlns:r="http://schemas.openxmlformats.org/officeDocument/2006/relationships" xmlns:m="http://schemas.openxmlformats.org/officeDocument/2006/math" xmlns:v="urn:schemas-microsoft-com:vml" xmlns:wp14="http://schemas.microsoft.com/office/word/2010/wordprocessingDrawing" xmlns:wp="http://schemas.openxmlformats.org/drawingml/2006/wordprocessingDrawing" xmlns:w10="urn:schemas-microsoft-com:office:word" xmlns:w="http://schemas.openxmlformats.org/wordprocessingml/2006/main" xmlns:w14="http://schemas.microsoft.com/office/word/2010/wordml" xmlns:w15="http://schemas.microsoft.com/office/word/2012/wordml" xmlns:w16cex="http://schemas.microsoft.com/office/word/2018/wordml/cex" xmlns:w16cid="http://schemas.microsoft.com/office/word/2016/wordml/cid" xmlns:w16="http://schemas.microsoft.com/office/word/2018/wordml" xmlns:w16du="http://schemas.microsoft.com/office/word/2023/wordml/word16du" xmlns:w16sdtdh="http://schemas.microsoft.com/office/word/2020/wordml/sdtdatahash" xmlns:w16sdtfl="http://schemas.microsoft.com/office/word/2024/wordml/sdtformatlock" xmlns:w16se="http://schemas.microsoft.com/office/word/2015/wordml/symex" xmlns:wpg="http://schemas.microsoft.com/office/word/2010/wordprocessingGroup" xmlns:wpi="http://schemas.microsoft.com/office/word/2010/wordprocessingInk" xmlns:wne="http://schemas.microsoft.com/office/word/2006/wordml" xmlns:wps="http://schemas.microsoft.com/office/word/2010/wordprocessingShape" mc:Ignorable="w14 w15 w16se w16cid w16 w16cex w16sdtdh w16sdtfl w16du wp14">
+<w:numbering xmlns:wpc="http://schemas.microsoft.com/office/word/2010/wordprocessingCanvas" xmlns:cx="http://schemas.microsoft.com/office/drawing/2014/chartex" xmlns:cx1="http://schemas.microsoft.com/office/drawing/2015/9/8/chartex" xmlns:cx2="http://schemas.microsoft.com/office/drawing/2015/10/21/chartex" xmlns:cx3="http://schemas.microsoft.com/office/drawing/2016/5/9/chartex" xmlns:cx4="http://schemas.microsoft.com/office/drawing/2016/5/10/chartex" xmlns:cx5="http://schemas.microsoft.com/office/drawing/2016/5/11/chartex" xmlns:cx6="http://schemas.microsoft.com/office/drawing/2016/5/12/chartex" xmlns:cx7="http://schemas.microsoft.com/office/drawing/2016/5/13/chartex" xmlns:cx8="http://schemas.microsoft.com/office/drawing/2016/5/14/chartex" xmlns:mc="http://schemas.openxmlformats.org/markup-compatibility/2006" xmlns:aink="http://schemas.microsoft.com/office/drawing/2016/ink" xmlns:am3d="http://schemas.microsoft.com/office/drawing/2017/model3d" xmlns:o="urn:schemas-microsoft-com:office:office" xmlns:r="http://schemas.openxmlformats.org/officeDocument/2006/relationships" xmlns:m="http://schemas.openxmlformats.org/officeDocument/2006/math" xmlns:v="urn:schemas-microsoft-com:vml" xmlns:wp14="http://schemas.microsoft.com/office/word/2010/wordprocessingDrawing" xmlns:wp="http://schemas.openxmlformats.org/drawingml/2006/wordprocessingDrawing" xmlns:w10="urn:schemas-microsoft-com:office:word" xmlns:w="http://schemas.openxmlformats.org/wordprocessingml/2006/main" xmlns:w14="http://schemas.microsoft.com/office/word/2010/wordml" xmlns:w15="http://schemas.microsoft.com/office/word/2012/wordml" xmlns:w16cex="http://schemas.microsoft.com/office/word/2018/wordml/cex" xmlns:w16cid="http://schemas.microsoft.com/office/word/2016/wordml/cid" xmlns:w16="http://schemas.microsoft.com/office/word/2018/wordml" xmlns:w16sdtdh="http://schemas.microsoft.com/office/word/2020/wordml/sdtdatahash" xmlns:w16se="http://schemas.microsoft.com/office/word/2015/wordml/symex" xmlns:wpg="http://schemas.microsoft.com/office/word/2010/wordprocessingGroup" xmlns:wpi="http://schemas.microsoft.com/office/word/2010/wordprocessingInk" xmlns:wne="http://schemas.microsoft.com/office/word/2006/wordml" xmlns:wps="http://schemas.microsoft.com/office/word/2010/wordprocessingShape" mc:Ignorable="w14 w15 w16se w16cid w16 w16cex w16sdtdh wp14">
   <w:abstractNum w:abstractNumId="0" w15:restartNumberingAfterBreak="0">
     <w:nsid w:val="75A33F4F"/>
     <w:multiLevelType w:val="hybridMultilevel"/>
@@ -751,14 +795,14 @@
       </w:pPr>
     </w:lvl>
   </w:abstractNum>
-  <w:num w:numId="1" w16cid:durableId="1216968225">
+  <w:num w:numId="1">
     <w:abstractNumId w:val="0"/>
   </w:num>
 </w:numbering>
 </file>
 
 <file path=word/styles.xml><?xml version="1.0" encoding="utf-8"?>
-<w:styles xmlns:mc="http://schemas.openxmlformats.org/markup-compatibility/2006" xmlns:r="http://schemas.openxmlformats.org/officeDocument/2006/relationships" xmlns:w="http://schemas.openxmlformats.org/wordprocessingml/2006/main" xmlns:w14="http://schemas.microsoft.com/office/word/2010/wordml" xmlns:w15="http://schemas.microsoft.com/office/word/2012/wordml" xmlns:w16cex="http://schemas.microsoft.com/office/word/2018/wordml/cex" xmlns:w16cid="http://schemas.microsoft.com/office/word/2016/wordml/cid" xmlns:w16="http://schemas.microsoft.com/office/word/2018/wordml" xmlns:w16du="http://schemas.microsoft.com/office/word/2023/wordml/word16du" xmlns:w16sdtdh="http://schemas.microsoft.com/office/word/2020/wordml/sdtdatahash" xmlns:w16sdtfl="http://schemas.microsoft.com/office/word/2024/wordml/sdtformatlock" xmlns:w16se="http://schemas.microsoft.com/office/word/2015/wordml/symex" mc:Ignorable="w14 w15 w16se w16cid w16 w16cex w16sdtdh w16sdtfl w16du">
+<w:styles xmlns:mc="http://schemas.openxmlformats.org/markup-compatibility/2006" xmlns:r="http://schemas.openxmlformats.org/officeDocument/2006/relationships" xmlns:w="http://schemas.openxmlformats.org/wordprocessingml/2006/main" xmlns:w14="http://schemas.microsoft.com/office/word/2010/wordml" xmlns:w15="http://schemas.microsoft.com/office/word/2012/wordml" xmlns:w16cex="http://schemas.microsoft.com/office/word/2018/wordml/cex" xmlns:w16cid="http://schemas.microsoft.com/office/word/2016/wordml/cid" xmlns:w16="http://schemas.microsoft.com/office/word/2018/wordml" xmlns:w16sdtdh="http://schemas.microsoft.com/office/word/2020/wordml/sdtdatahash" xmlns:w16se="http://schemas.microsoft.com/office/word/2015/wordml/symex" mc:Ignorable="w14 w15 w16se w16cid w16 w16cex w16sdtdh">
   <w:docDefaults>
     <w:rPrDefault>
       <w:rPr>

--- a/Task3a_Observations_LL-000020908_Ram_D.docx
+++ b/Task3a_Observations_LL-000020908_Ram_D.docx
@@ -165,14 +165,6 @@
       </w:pPr>
       <w:r>
         <w:t>Scenario table for observation</w:t>
-      </w:r>
-    </w:p>
-    <w:p>
-      <w:pPr>
-        <w:pStyle w:val="Heading2"/>
-      </w:pPr>
-      <w:r>
-        <w:t>Denas</w:t>
       </w:r>
     </w:p>
     <w:tbl>
@@ -346,31 +338,19 @@
           <w:tcPr>
             <w:tcW w:w="1465" w:type="dxa"/>
           </w:tcPr>
-          <w:p>
-            <w:r>
-              <w:t>6</w:t>
-            </w:r>
-          </w:p>
+          <w:p/>
         </w:tc>
         <w:tc>
           <w:tcPr>
             <w:tcW w:w="1411" w:type="dxa"/>
           </w:tcPr>
-          <w:p>
-            <w:r>
-              <w:t>13 seconds</w:t>
-            </w:r>
-          </w:p>
+          <w:p/>
         </w:tc>
         <w:tc>
           <w:tcPr>
             <w:tcW w:w="1502" w:type="dxa"/>
           </w:tcPr>
-          <w:p>
-            <w:r>
-              <w:t>None</w:t>
-            </w:r>
-          </w:p>
+          <w:p/>
         </w:tc>
       </w:tr>
       <w:tr>
@@ -408,34 +388,19 @@
           <w:tcPr>
             <w:tcW w:w="1465" w:type="dxa"/>
           </w:tcPr>
-          <w:p>
-            <w:r>
-              <w:t>4</w:t>
-            </w:r>
-          </w:p>
+          <w:p/>
         </w:tc>
         <w:tc>
           <w:tcPr>
             <w:tcW w:w="1411" w:type="dxa"/>
           </w:tcPr>
-          <w:p>
-            <w:r>
-              <w:t>13 sec</w:t>
-            </w:r>
-            <w:r>
-              <w:t>onds</w:t>
-            </w:r>
-          </w:p>
+          <w:p/>
         </w:tc>
         <w:tc>
           <w:tcPr>
             <w:tcW w:w="1502" w:type="dxa"/>
           </w:tcPr>
-          <w:p>
-            <w:r>
-              <w:t>Did not click checkbox</w:t>
-            </w:r>
-          </w:p>
+          <w:p/>
         </w:tc>
       </w:tr>
       <w:tr>
@@ -473,37 +438,19 @@
           <w:tcPr>
             <w:tcW w:w="1465" w:type="dxa"/>
           </w:tcPr>
-          <w:p>
-            <w:r>
-              <w:t>25</w:t>
-            </w:r>
-          </w:p>
+          <w:p/>
         </w:tc>
         <w:tc>
           <w:tcPr>
             <w:tcW w:w="1411" w:type="dxa"/>
           </w:tcPr>
-          <w:p>
-            <w:r>
-              <w:t>20</w:t>
-            </w:r>
-            <w:r>
-              <w:t xml:space="preserve"> seconds</w:t>
-            </w:r>
-          </w:p>
+          <w:p/>
         </w:tc>
         <w:tc>
           <w:tcPr>
             <w:tcW w:w="1502" w:type="dxa"/>
           </w:tcPr>
-          <w:p>
-            <w:r>
-              <w:t>Used increment buttons</w:t>
-            </w:r>
-            <w:r>
-              <w:t xml:space="preserve"> which meant text input is not obvious enough to be interacted with.</w:t>
-            </w:r>
-          </w:p>
+          <w:p/>
         </w:tc>
       </w:tr>
       <w:tr>
@@ -541,31 +488,19 @@
           <w:tcPr>
             <w:tcW w:w="1465" w:type="dxa"/>
           </w:tcPr>
-          <w:p>
-            <w:r>
-              <w:t>19</w:t>
-            </w:r>
-          </w:p>
+          <w:p/>
         </w:tc>
         <w:tc>
           <w:tcPr>
             <w:tcW w:w="1411" w:type="dxa"/>
           </w:tcPr>
-          <w:p>
-            <w:r>
-              <w:t>42 seconds</w:t>
-            </w:r>
-          </w:p>
+          <w:p/>
         </w:tc>
         <w:tc>
           <w:tcPr>
             <w:tcW w:w="1502" w:type="dxa"/>
           </w:tcPr>
-          <w:p>
-            <w:r>
-              <w:t>Included the login time &amp; clicks, Tester had to go back to homepage to open basket since the products’ page does not work.</w:t>
-            </w:r>
-          </w:p>
+          <w:p/>
         </w:tc>
       </w:tr>
       <w:tr>
@@ -585,10 +520,7 @@
           </w:tcPr>
           <w:p>
             <w:r>
-              <w:t>3</w:t>
-            </w:r>
-            <w:r>
-              <w:t xml:space="preserve"> to 5</w:t>
+              <w:t>3 to 5</w:t>
             </w:r>
           </w:p>
         </w:tc>
@@ -606,31 +538,19 @@
           <w:tcPr>
             <w:tcW w:w="1465" w:type="dxa"/>
           </w:tcPr>
-          <w:p>
-            <w:r>
-              <w:t>4</w:t>
-            </w:r>
-          </w:p>
+          <w:p/>
         </w:tc>
         <w:tc>
           <w:tcPr>
             <w:tcW w:w="1411" w:type="dxa"/>
           </w:tcPr>
-          <w:p>
-            <w:r>
-              <w:t>7 seconds</w:t>
-            </w:r>
-          </w:p>
+          <w:p/>
         </w:tc>
         <w:tc>
           <w:tcPr>
             <w:tcW w:w="1502" w:type="dxa"/>
           </w:tcPr>
-          <w:p>
-            <w:r>
-              <w:t>Only enable one city.</w:t>
-            </w:r>
-          </w:p>
+          <w:p/>
         </w:tc>
       </w:tr>
       <w:tr>
@@ -668,6 +588,212 @@
           <w:tcPr>
             <w:tcW w:w="1465" w:type="dxa"/>
           </w:tcPr>
+          <w:p/>
+        </w:tc>
+        <w:tc>
+          <w:tcPr>
+            <w:tcW w:w="1411" w:type="dxa"/>
+          </w:tcPr>
+          <w:p/>
+        </w:tc>
+        <w:tc>
+          <w:tcPr>
+            <w:tcW w:w="1502" w:type="dxa"/>
+          </w:tcPr>
+          <w:p/>
+        </w:tc>
+      </w:tr>
+    </w:tbl>
+    <w:p/>
+    <w:p>
+      <w:pPr>
+        <w:pStyle w:val="Heading1"/>
+      </w:pPr>
+      <w:r>
+        <w:t>Observations</w:t>
+      </w:r>
+    </w:p>
+    <w:p>
+      <w:pPr>
+        <w:pStyle w:val="Heading2"/>
+      </w:pPr>
+      <w:proofErr w:type="spellStart"/>
+      <w:r>
+        <w:t>Denas</w:t>
+      </w:r>
+      <w:proofErr w:type="spellEnd"/>
+    </w:p>
+    <w:tbl>
+      <w:tblPr>
+        <w:tblStyle w:val="TableGrid"/>
+        <w:tblW w:w="9350" w:type="dxa"/>
+        <w:tblLook w:val="04A0" w:firstRow="1" w:lastRow="0" w:firstColumn="1" w:lastColumn="0" w:noHBand="0" w:noVBand="1"/>
+      </w:tblPr>
+      <w:tblGrid>
+        <w:gridCol w:w="1110"/>
+        <w:gridCol w:w="2125"/>
+        <w:gridCol w:w="1737"/>
+        <w:gridCol w:w="1465"/>
+        <w:gridCol w:w="1411"/>
+        <w:gridCol w:w="1502"/>
+      </w:tblGrid>
+      <w:tr>
+        <w:tc>
+          <w:tcPr>
+            <w:tcW w:w="1110" w:type="dxa"/>
+          </w:tcPr>
+          <w:p>
+            <w:pPr>
+              <w:rPr>
+                <w:b/>
+                <w:bCs/>
+              </w:rPr>
+            </w:pPr>
+            <w:r>
+              <w:rPr>
+                <w:b/>
+                <w:bCs/>
+              </w:rPr>
+              <w:t>Scenario</w:t>
+            </w:r>
+          </w:p>
+        </w:tc>
+        <w:tc>
+          <w:tcPr>
+            <w:tcW w:w="2125" w:type="dxa"/>
+          </w:tcPr>
+          <w:p>
+            <w:pPr>
+              <w:rPr>
+                <w:b/>
+                <w:bCs/>
+              </w:rPr>
+            </w:pPr>
+            <w:r>
+              <w:rPr>
+                <w:b/>
+                <w:bCs/>
+              </w:rPr>
+              <w:t>Number of clicks it should be done in</w:t>
+            </w:r>
+          </w:p>
+        </w:tc>
+        <w:tc>
+          <w:tcPr>
+            <w:tcW w:w="1737" w:type="dxa"/>
+          </w:tcPr>
+          <w:p>
+            <w:pPr>
+              <w:rPr>
+                <w:b/>
+                <w:bCs/>
+              </w:rPr>
+            </w:pPr>
+            <w:r>
+              <w:rPr>
+                <w:b/>
+                <w:bCs/>
+              </w:rPr>
+              <w:t>Estimated Time</w:t>
+            </w:r>
+          </w:p>
+        </w:tc>
+        <w:tc>
+          <w:tcPr>
+            <w:tcW w:w="1465" w:type="dxa"/>
+          </w:tcPr>
+          <w:p>
+            <w:pPr>
+              <w:rPr>
+                <w:b/>
+                <w:bCs/>
+              </w:rPr>
+            </w:pPr>
+            <w:r>
+              <w:rPr>
+                <w:b/>
+                <w:bCs/>
+              </w:rPr>
+              <w:t>Actual Clicks</w:t>
+            </w:r>
+          </w:p>
+        </w:tc>
+        <w:tc>
+          <w:tcPr>
+            <w:tcW w:w="1411" w:type="dxa"/>
+          </w:tcPr>
+          <w:p>
+            <w:pPr>
+              <w:rPr>
+                <w:b/>
+                <w:bCs/>
+              </w:rPr>
+            </w:pPr>
+            <w:r>
+              <w:rPr>
+                <w:b/>
+                <w:bCs/>
+              </w:rPr>
+              <w:t>Actual Time</w:t>
+            </w:r>
+          </w:p>
+        </w:tc>
+        <w:tc>
+          <w:tcPr>
+            <w:tcW w:w="1502" w:type="dxa"/>
+          </w:tcPr>
+          <w:p>
+            <w:pPr>
+              <w:rPr>
+                <w:b/>
+                <w:bCs/>
+              </w:rPr>
+            </w:pPr>
+            <w:r>
+              <w:rPr>
+                <w:b/>
+                <w:bCs/>
+              </w:rPr>
+              <w:t>Comments</w:t>
+            </w:r>
+          </w:p>
+        </w:tc>
+      </w:tr>
+      <w:tr>
+        <w:tc>
+          <w:tcPr>
+            <w:tcW w:w="1110" w:type="dxa"/>
+          </w:tcPr>
+          <w:p>
+            <w:r>
+              <w:t>1</w:t>
+            </w:r>
+          </w:p>
+        </w:tc>
+        <w:tc>
+          <w:tcPr>
+            <w:tcW w:w="2125" w:type="dxa"/>
+          </w:tcPr>
+          <w:p>
+            <w:r>
+              <w:t>4</w:t>
+            </w:r>
+          </w:p>
+        </w:tc>
+        <w:tc>
+          <w:tcPr>
+            <w:tcW w:w="1737" w:type="dxa"/>
+          </w:tcPr>
+          <w:p>
+            <w:r>
+              <w:t>20 seconds</w:t>
+            </w:r>
+          </w:p>
+        </w:tc>
+        <w:tc>
+          <w:tcPr>
+            <w:tcW w:w="1465" w:type="dxa"/>
+          </w:tcPr>
           <w:p>
             <w:r>
               <w:t>6</w:t>
@@ -680,7 +806,887 @@
           </w:tcPr>
           <w:p>
             <w:r>
+              <w:t>13 seconds</w:t>
+            </w:r>
+          </w:p>
+        </w:tc>
+        <w:tc>
+          <w:tcPr>
+            <w:tcW w:w="1502" w:type="dxa"/>
+          </w:tcPr>
+          <w:p>
+            <w:r>
+              <w:t>None</w:t>
+            </w:r>
+          </w:p>
+        </w:tc>
+      </w:tr>
+      <w:tr>
+        <w:tc>
+          <w:tcPr>
+            <w:tcW w:w="1110" w:type="dxa"/>
+          </w:tcPr>
+          <w:p>
+            <w:r>
+              <w:t>2</w:t>
+            </w:r>
+          </w:p>
+        </w:tc>
+        <w:tc>
+          <w:tcPr>
+            <w:tcW w:w="2125" w:type="dxa"/>
+          </w:tcPr>
+          <w:p>
+            <w:r>
+              <w:t>5</w:t>
+            </w:r>
+          </w:p>
+        </w:tc>
+        <w:tc>
+          <w:tcPr>
+            <w:tcW w:w="1737" w:type="dxa"/>
+          </w:tcPr>
+          <w:p>
+            <w:r>
+              <w:t>40 seconds</w:t>
+            </w:r>
+          </w:p>
+        </w:tc>
+        <w:tc>
+          <w:tcPr>
+            <w:tcW w:w="1465" w:type="dxa"/>
+          </w:tcPr>
+          <w:p>
+            <w:r>
+              <w:t>4</w:t>
+            </w:r>
+          </w:p>
+        </w:tc>
+        <w:tc>
+          <w:tcPr>
+            <w:tcW w:w="1411" w:type="dxa"/>
+          </w:tcPr>
+          <w:p>
+            <w:r>
+              <w:t>13 sec</w:t>
+            </w:r>
+            <w:r>
+              <w:t>onds</w:t>
+            </w:r>
+          </w:p>
+        </w:tc>
+        <w:tc>
+          <w:tcPr>
+            <w:tcW w:w="1502" w:type="dxa"/>
+          </w:tcPr>
+          <w:p>
+            <w:r>
+              <w:t>Did not click checkbox</w:t>
+            </w:r>
+          </w:p>
+        </w:tc>
+      </w:tr>
+      <w:tr>
+        <w:tc>
+          <w:tcPr>
+            <w:tcW w:w="1110" w:type="dxa"/>
+          </w:tcPr>
+          <w:p>
+            <w:r>
+              <w:t>3</w:t>
+            </w:r>
+          </w:p>
+        </w:tc>
+        <w:tc>
+          <w:tcPr>
+            <w:tcW w:w="2125" w:type="dxa"/>
+          </w:tcPr>
+          <w:p>
+            <w:r>
+              <w:t>3</w:t>
+            </w:r>
+          </w:p>
+        </w:tc>
+        <w:tc>
+          <w:tcPr>
+            <w:tcW w:w="1737" w:type="dxa"/>
+          </w:tcPr>
+          <w:p>
+            <w:r>
+              <w:t>20 seconds</w:t>
+            </w:r>
+          </w:p>
+        </w:tc>
+        <w:tc>
+          <w:tcPr>
+            <w:tcW w:w="1465" w:type="dxa"/>
+          </w:tcPr>
+          <w:p>
+            <w:r>
+              <w:t>25</w:t>
+            </w:r>
+          </w:p>
+        </w:tc>
+        <w:tc>
+          <w:tcPr>
+            <w:tcW w:w="1411" w:type="dxa"/>
+          </w:tcPr>
+          <w:p>
+            <w:r>
+              <w:t>20</w:t>
+            </w:r>
+            <w:r>
+              <w:t xml:space="preserve"> seconds</w:t>
+            </w:r>
+          </w:p>
+        </w:tc>
+        <w:tc>
+          <w:tcPr>
+            <w:tcW w:w="1502" w:type="dxa"/>
+          </w:tcPr>
+          <w:p>
+            <w:r>
+              <w:t>Used increment buttons</w:t>
+            </w:r>
+            <w:r>
+              <w:t xml:space="preserve"> which meant text input is not obvious enough to be interacted with.</w:t>
+            </w:r>
+          </w:p>
+        </w:tc>
+      </w:tr>
+      <w:tr>
+        <w:tc>
+          <w:tcPr>
+            <w:tcW w:w="1110" w:type="dxa"/>
+          </w:tcPr>
+          <w:p>
+            <w:r>
+              <w:t>4</w:t>
+            </w:r>
+          </w:p>
+        </w:tc>
+        <w:tc>
+          <w:tcPr>
+            <w:tcW w:w="2125" w:type="dxa"/>
+          </w:tcPr>
+          <w:p>
+            <w:r>
+              <w:t>12</w:t>
+            </w:r>
+          </w:p>
+        </w:tc>
+        <w:tc>
+          <w:tcPr>
+            <w:tcW w:w="1737" w:type="dxa"/>
+          </w:tcPr>
+          <w:p>
+            <w:r>
+              <w:t>50 seconds</w:t>
+            </w:r>
+          </w:p>
+        </w:tc>
+        <w:tc>
+          <w:tcPr>
+            <w:tcW w:w="1465" w:type="dxa"/>
+          </w:tcPr>
+          <w:p>
+            <w:r>
+              <w:t>19</w:t>
+            </w:r>
+          </w:p>
+        </w:tc>
+        <w:tc>
+          <w:tcPr>
+            <w:tcW w:w="1411" w:type="dxa"/>
+          </w:tcPr>
+          <w:p>
+            <w:r>
+              <w:t>42 seconds</w:t>
+            </w:r>
+          </w:p>
+        </w:tc>
+        <w:tc>
+          <w:tcPr>
+            <w:tcW w:w="1502" w:type="dxa"/>
+          </w:tcPr>
+          <w:p>
+            <w:r>
+              <w:t xml:space="preserve">Included the login time &amp; clicks, Tester had to go back to homepage to open basket since the </w:t>
+            </w:r>
+            <w:r>
+              <w:lastRenderedPageBreak/>
+              <w:t>products’ page does not work.</w:t>
+            </w:r>
+          </w:p>
+        </w:tc>
+      </w:tr>
+      <w:tr>
+        <w:tc>
+          <w:tcPr>
+            <w:tcW w:w="1110" w:type="dxa"/>
+          </w:tcPr>
+          <w:p>
+            <w:r>
+              <w:lastRenderedPageBreak/>
+              <w:t>5</w:t>
+            </w:r>
+          </w:p>
+        </w:tc>
+        <w:tc>
+          <w:tcPr>
+            <w:tcW w:w="2125" w:type="dxa"/>
+          </w:tcPr>
+          <w:p>
+            <w:r>
+              <w:t>3</w:t>
+            </w:r>
+            <w:r>
+              <w:t xml:space="preserve"> to 5</w:t>
+            </w:r>
+          </w:p>
+        </w:tc>
+        <w:tc>
+          <w:tcPr>
+            <w:tcW w:w="1737" w:type="dxa"/>
+          </w:tcPr>
+          <w:p>
+            <w:r>
+              <w:t>15 seconds</w:t>
+            </w:r>
+          </w:p>
+        </w:tc>
+        <w:tc>
+          <w:tcPr>
+            <w:tcW w:w="1465" w:type="dxa"/>
+          </w:tcPr>
+          <w:p>
+            <w:r>
+              <w:t>4</w:t>
+            </w:r>
+          </w:p>
+        </w:tc>
+        <w:tc>
+          <w:tcPr>
+            <w:tcW w:w="1411" w:type="dxa"/>
+          </w:tcPr>
+          <w:p>
+            <w:r>
+              <w:t>7 seconds</w:t>
+            </w:r>
+          </w:p>
+        </w:tc>
+        <w:tc>
+          <w:tcPr>
+            <w:tcW w:w="1502" w:type="dxa"/>
+          </w:tcPr>
+          <w:p>
+            <w:r>
+              <w:t>Only enable one city.</w:t>
+            </w:r>
+          </w:p>
+        </w:tc>
+      </w:tr>
+      <w:tr>
+        <w:tc>
+          <w:tcPr>
+            <w:tcW w:w="1110" w:type="dxa"/>
+          </w:tcPr>
+          <w:p>
+            <w:r>
+              <w:t>6</w:t>
+            </w:r>
+          </w:p>
+        </w:tc>
+        <w:tc>
+          <w:tcPr>
+            <w:tcW w:w="2125" w:type="dxa"/>
+          </w:tcPr>
+          <w:p>
+            <w:r>
+              <w:t>7</w:t>
+            </w:r>
+          </w:p>
+        </w:tc>
+        <w:tc>
+          <w:tcPr>
+            <w:tcW w:w="1737" w:type="dxa"/>
+          </w:tcPr>
+          <w:p>
+            <w:r>
+              <w:t>25 seconds</w:t>
+            </w:r>
+          </w:p>
+        </w:tc>
+        <w:tc>
+          <w:tcPr>
+            <w:tcW w:w="1465" w:type="dxa"/>
+          </w:tcPr>
+          <w:p>
+            <w:r>
+              <w:t>6</w:t>
+            </w:r>
+          </w:p>
+        </w:tc>
+        <w:tc>
+          <w:tcPr>
+            <w:tcW w:w="1411" w:type="dxa"/>
+          </w:tcPr>
+          <w:p>
+            <w:r>
               <w:t>11 seconds</w:t>
+            </w:r>
+          </w:p>
+        </w:tc>
+        <w:tc>
+          <w:tcPr>
+            <w:tcW w:w="1502" w:type="dxa"/>
+          </w:tcPr>
+          <w:p>
+            <w:r>
+              <w:t>Confused where the ‘My Basket’ page is located.</w:t>
+            </w:r>
+          </w:p>
+        </w:tc>
+      </w:tr>
+    </w:tbl>
+    <w:p/>
+    <w:p>
+      <w:pPr>
+        <w:pStyle w:val="Heading2"/>
+      </w:pPr>
+      <w:proofErr w:type="spellStart"/>
+      <w:r>
+        <w:t>Raiyan</w:t>
+      </w:r>
+      <w:proofErr w:type="spellEnd"/>
+    </w:p>
+    <w:tbl>
+      <w:tblPr>
+        <w:tblStyle w:val="TableGrid"/>
+        <w:tblW w:w="9350" w:type="dxa"/>
+        <w:tblLook w:val="04A0" w:firstRow="1" w:lastRow="0" w:firstColumn="1" w:lastColumn="0" w:noHBand="0" w:noVBand="1"/>
+      </w:tblPr>
+      <w:tblGrid>
+        <w:gridCol w:w="1110"/>
+        <w:gridCol w:w="2125"/>
+        <w:gridCol w:w="1737"/>
+        <w:gridCol w:w="1465"/>
+        <w:gridCol w:w="1411"/>
+        <w:gridCol w:w="1502"/>
+      </w:tblGrid>
+      <w:tr>
+        <w:tc>
+          <w:tcPr>
+            <w:tcW w:w="1110" w:type="dxa"/>
+          </w:tcPr>
+          <w:p>
+            <w:pPr>
+              <w:rPr>
+                <w:b/>
+                <w:bCs/>
+              </w:rPr>
+            </w:pPr>
+            <w:r>
+              <w:rPr>
+                <w:b/>
+                <w:bCs/>
+              </w:rPr>
+              <w:t>Scenario</w:t>
+            </w:r>
+          </w:p>
+        </w:tc>
+        <w:tc>
+          <w:tcPr>
+            <w:tcW w:w="2125" w:type="dxa"/>
+          </w:tcPr>
+          <w:p>
+            <w:pPr>
+              <w:rPr>
+                <w:b/>
+                <w:bCs/>
+              </w:rPr>
+            </w:pPr>
+            <w:r>
+              <w:rPr>
+                <w:b/>
+                <w:bCs/>
+              </w:rPr>
+              <w:t>Number of clicks it should be done in</w:t>
+            </w:r>
+          </w:p>
+        </w:tc>
+        <w:tc>
+          <w:tcPr>
+            <w:tcW w:w="1737" w:type="dxa"/>
+          </w:tcPr>
+          <w:p>
+            <w:pPr>
+              <w:rPr>
+                <w:b/>
+                <w:bCs/>
+              </w:rPr>
+            </w:pPr>
+            <w:r>
+              <w:rPr>
+                <w:b/>
+                <w:bCs/>
+              </w:rPr>
+              <w:t>Estimated Time</w:t>
+            </w:r>
+          </w:p>
+        </w:tc>
+        <w:tc>
+          <w:tcPr>
+            <w:tcW w:w="1465" w:type="dxa"/>
+          </w:tcPr>
+          <w:p>
+            <w:pPr>
+              <w:rPr>
+                <w:b/>
+                <w:bCs/>
+              </w:rPr>
+            </w:pPr>
+            <w:r>
+              <w:rPr>
+                <w:b/>
+                <w:bCs/>
+              </w:rPr>
+              <w:t>Actual Clicks</w:t>
+            </w:r>
+          </w:p>
+        </w:tc>
+        <w:tc>
+          <w:tcPr>
+            <w:tcW w:w="1411" w:type="dxa"/>
+          </w:tcPr>
+          <w:p>
+            <w:pPr>
+              <w:rPr>
+                <w:b/>
+                <w:bCs/>
+              </w:rPr>
+            </w:pPr>
+            <w:r>
+              <w:rPr>
+                <w:b/>
+                <w:bCs/>
+              </w:rPr>
+              <w:t>Actual Time</w:t>
+            </w:r>
+          </w:p>
+        </w:tc>
+        <w:tc>
+          <w:tcPr>
+            <w:tcW w:w="1502" w:type="dxa"/>
+          </w:tcPr>
+          <w:p>
+            <w:pPr>
+              <w:rPr>
+                <w:b/>
+                <w:bCs/>
+              </w:rPr>
+            </w:pPr>
+            <w:r>
+              <w:rPr>
+                <w:b/>
+                <w:bCs/>
+              </w:rPr>
+              <w:t>Comments</w:t>
+            </w:r>
+          </w:p>
+        </w:tc>
+      </w:tr>
+      <w:tr>
+        <w:tc>
+          <w:tcPr>
+            <w:tcW w:w="1110" w:type="dxa"/>
+          </w:tcPr>
+          <w:p>
+            <w:r>
+              <w:t>1</w:t>
+            </w:r>
+          </w:p>
+        </w:tc>
+        <w:tc>
+          <w:tcPr>
+            <w:tcW w:w="2125" w:type="dxa"/>
+          </w:tcPr>
+          <w:p>
+            <w:r>
+              <w:t>4</w:t>
+            </w:r>
+          </w:p>
+        </w:tc>
+        <w:tc>
+          <w:tcPr>
+            <w:tcW w:w="1737" w:type="dxa"/>
+          </w:tcPr>
+          <w:p>
+            <w:r>
+              <w:t>20 seconds</w:t>
+            </w:r>
+          </w:p>
+        </w:tc>
+        <w:tc>
+          <w:tcPr>
+            <w:tcW w:w="1465" w:type="dxa"/>
+          </w:tcPr>
+          <w:p>
+            <w:r>
+              <w:t>6</w:t>
+            </w:r>
+          </w:p>
+        </w:tc>
+        <w:tc>
+          <w:tcPr>
+            <w:tcW w:w="1411" w:type="dxa"/>
+          </w:tcPr>
+          <w:p>
+            <w:r>
+              <w:t>1</w:t>
+            </w:r>
+            <w:r>
+              <w:t>4</w:t>
+            </w:r>
+            <w:r>
+              <w:t xml:space="preserve"> seconds</w:t>
+            </w:r>
+          </w:p>
+        </w:tc>
+        <w:tc>
+          <w:tcPr>
+            <w:tcW w:w="1502" w:type="dxa"/>
+          </w:tcPr>
+          <w:p>
+            <w:r>
+              <w:t>None</w:t>
+            </w:r>
+          </w:p>
+        </w:tc>
+      </w:tr>
+      <w:tr>
+        <w:tc>
+          <w:tcPr>
+            <w:tcW w:w="1110" w:type="dxa"/>
+          </w:tcPr>
+          <w:p>
+            <w:r>
+              <w:t>2</w:t>
+            </w:r>
+          </w:p>
+        </w:tc>
+        <w:tc>
+          <w:tcPr>
+            <w:tcW w:w="2125" w:type="dxa"/>
+          </w:tcPr>
+          <w:p>
+            <w:r>
+              <w:t>5</w:t>
+            </w:r>
+          </w:p>
+        </w:tc>
+        <w:tc>
+          <w:tcPr>
+            <w:tcW w:w="1737" w:type="dxa"/>
+          </w:tcPr>
+          <w:p>
+            <w:r>
+              <w:t>40 seconds</w:t>
+            </w:r>
+          </w:p>
+        </w:tc>
+        <w:tc>
+          <w:tcPr>
+            <w:tcW w:w="1465" w:type="dxa"/>
+          </w:tcPr>
+          <w:p>
+            <w:r>
+              <w:t>4</w:t>
+            </w:r>
+          </w:p>
+        </w:tc>
+        <w:tc>
+          <w:tcPr>
+            <w:tcW w:w="1411" w:type="dxa"/>
+          </w:tcPr>
+          <w:p>
+            <w:r>
+              <w:t>13 seconds</w:t>
+            </w:r>
+          </w:p>
+        </w:tc>
+        <w:tc>
+          <w:tcPr>
+            <w:tcW w:w="1502" w:type="dxa"/>
+          </w:tcPr>
+          <w:p>
+            <w:r>
+              <w:t>Clicked</w:t>
+            </w:r>
+            <w:r>
+              <w:t xml:space="preserve"> checkbox</w:t>
+            </w:r>
+          </w:p>
+        </w:tc>
+      </w:tr>
+      <w:tr>
+        <w:tc>
+          <w:tcPr>
+            <w:tcW w:w="1110" w:type="dxa"/>
+          </w:tcPr>
+          <w:p>
+            <w:r>
+              <w:t>3</w:t>
+            </w:r>
+          </w:p>
+        </w:tc>
+        <w:tc>
+          <w:tcPr>
+            <w:tcW w:w="2125" w:type="dxa"/>
+          </w:tcPr>
+          <w:p>
+            <w:r>
+              <w:t>3</w:t>
+            </w:r>
+          </w:p>
+        </w:tc>
+        <w:tc>
+          <w:tcPr>
+            <w:tcW w:w="1737" w:type="dxa"/>
+          </w:tcPr>
+          <w:p>
+            <w:r>
+              <w:t>20 seconds</w:t>
+            </w:r>
+          </w:p>
+        </w:tc>
+        <w:tc>
+          <w:tcPr>
+            <w:tcW w:w="1465" w:type="dxa"/>
+          </w:tcPr>
+          <w:p>
+            <w:r>
+              <w:t>25</w:t>
+            </w:r>
+          </w:p>
+        </w:tc>
+        <w:tc>
+          <w:tcPr>
+            <w:tcW w:w="1411" w:type="dxa"/>
+          </w:tcPr>
+          <w:p>
+            <w:r>
+              <w:t>2</w:t>
+            </w:r>
+            <w:r>
+              <w:t>3</w:t>
+            </w:r>
+            <w:r>
+              <w:t xml:space="preserve"> seconds</w:t>
+            </w:r>
+          </w:p>
+        </w:tc>
+        <w:tc>
+          <w:tcPr>
+            <w:tcW w:w="1502" w:type="dxa"/>
+          </w:tcPr>
+          <w:p>
+            <w:r>
+              <w:t>Used increment buttons which meant text input is not obvious enough to be interacted with.</w:t>
+            </w:r>
+          </w:p>
+        </w:tc>
+      </w:tr>
+      <w:tr>
+        <w:tc>
+          <w:tcPr>
+            <w:tcW w:w="1110" w:type="dxa"/>
+          </w:tcPr>
+          <w:p>
+            <w:r>
+              <w:t>4</w:t>
+            </w:r>
+          </w:p>
+        </w:tc>
+        <w:tc>
+          <w:tcPr>
+            <w:tcW w:w="2125" w:type="dxa"/>
+          </w:tcPr>
+          <w:p>
+            <w:r>
+              <w:t>12</w:t>
+            </w:r>
+          </w:p>
+        </w:tc>
+        <w:tc>
+          <w:tcPr>
+            <w:tcW w:w="1737" w:type="dxa"/>
+          </w:tcPr>
+          <w:p>
+            <w:r>
+              <w:t>50 seconds</w:t>
+            </w:r>
+          </w:p>
+        </w:tc>
+        <w:tc>
+          <w:tcPr>
+            <w:tcW w:w="1465" w:type="dxa"/>
+          </w:tcPr>
+          <w:p>
+            <w:r>
+              <w:t>19</w:t>
+            </w:r>
+          </w:p>
+        </w:tc>
+        <w:tc>
+          <w:tcPr>
+            <w:tcW w:w="1411" w:type="dxa"/>
+          </w:tcPr>
+          <w:p>
+            <w:r>
+              <w:t>4</w:t>
+            </w:r>
+            <w:r>
+              <w:t>5</w:t>
+            </w:r>
+            <w:r>
+              <w:t xml:space="preserve"> seconds</w:t>
+            </w:r>
+          </w:p>
+        </w:tc>
+        <w:tc>
+          <w:tcPr>
+            <w:tcW w:w="1502" w:type="dxa"/>
+          </w:tcPr>
+          <w:p>
+            <w:r>
+              <w:t>Tester had to go back to homepage to open basket since the products’ page does not work</w:t>
+            </w:r>
+            <w:r>
+              <w:t xml:space="preserve"> again.</w:t>
+            </w:r>
+          </w:p>
+        </w:tc>
+      </w:tr>
+      <w:tr>
+        <w:tc>
+          <w:tcPr>
+            <w:tcW w:w="1110" w:type="dxa"/>
+          </w:tcPr>
+          <w:p>
+            <w:r>
+              <w:t>5</w:t>
+            </w:r>
+          </w:p>
+        </w:tc>
+        <w:tc>
+          <w:tcPr>
+            <w:tcW w:w="2125" w:type="dxa"/>
+          </w:tcPr>
+          <w:p>
+            <w:r>
+              <w:t>3 to 5</w:t>
+            </w:r>
+          </w:p>
+        </w:tc>
+        <w:tc>
+          <w:tcPr>
+            <w:tcW w:w="1737" w:type="dxa"/>
+          </w:tcPr>
+          <w:p>
+            <w:r>
+              <w:t>15 seconds</w:t>
+            </w:r>
+          </w:p>
+        </w:tc>
+        <w:tc>
+          <w:tcPr>
+            <w:tcW w:w="1465" w:type="dxa"/>
+          </w:tcPr>
+          <w:p>
+            <w:r>
+              <w:t>4</w:t>
+            </w:r>
+          </w:p>
+        </w:tc>
+        <w:tc>
+          <w:tcPr>
+            <w:tcW w:w="1411" w:type="dxa"/>
+          </w:tcPr>
+          <w:p>
+            <w:r>
+              <w:t>8</w:t>
+            </w:r>
+            <w:r>
+              <w:t xml:space="preserve"> seconds</w:t>
+            </w:r>
+          </w:p>
+        </w:tc>
+        <w:tc>
+          <w:tcPr>
+            <w:tcW w:w="1502" w:type="dxa"/>
+          </w:tcPr>
+          <w:p>
+            <w:r>
+              <w:t>Enabled two cities.</w:t>
+            </w:r>
+          </w:p>
+        </w:tc>
+      </w:tr>
+      <w:tr>
+        <w:tc>
+          <w:tcPr>
+            <w:tcW w:w="1110" w:type="dxa"/>
+          </w:tcPr>
+          <w:p>
+            <w:r>
+              <w:t>6</w:t>
+            </w:r>
+          </w:p>
+        </w:tc>
+        <w:tc>
+          <w:tcPr>
+            <w:tcW w:w="2125" w:type="dxa"/>
+          </w:tcPr>
+          <w:p>
+            <w:r>
+              <w:t>7</w:t>
+            </w:r>
+          </w:p>
+        </w:tc>
+        <w:tc>
+          <w:tcPr>
+            <w:tcW w:w="1737" w:type="dxa"/>
+          </w:tcPr>
+          <w:p>
+            <w:r>
+              <w:t>25 seconds</w:t>
+            </w:r>
+          </w:p>
+        </w:tc>
+        <w:tc>
+          <w:tcPr>
+            <w:tcW w:w="1465" w:type="dxa"/>
+          </w:tcPr>
+          <w:p>
+            <w:r>
+              <w:t>6</w:t>
+            </w:r>
+          </w:p>
+        </w:tc>
+        <w:tc>
+          <w:tcPr>
+            <w:tcW w:w="1411" w:type="dxa"/>
+          </w:tcPr>
+          <w:p>
+            <w:r>
+              <w:t>1</w:t>
+            </w:r>
+            <w:r>
+              <w:t>0</w:t>
+            </w:r>
+            <w:r>
+              <w:t xml:space="preserve"> seconds</w:t>
             </w:r>
           </w:p>
         </w:tc>
